--- a/write_up/drafts/4_results/results_plan.docx
+++ b/write_up/drafts/4_results/results_plan.docx
@@ -2,7 +2,70 @@
 <file path=word/document.xml><?xml version="1.0" encoding="utf-8"?>
 <w:document xmlns:wpc="http://schemas.microsoft.com/office/word/2010/wordprocessingCanvas" xmlns:cx="http://schemas.microsoft.com/office/drawing/2014/chartex" xmlns:cx1="http://schemas.microsoft.com/office/drawing/2015/9/8/chartex" xmlns:cx2="http://schemas.microsoft.com/office/drawing/2015/10/21/chartex" xmlns:cx3="http://schemas.microsoft.com/office/drawing/2016/5/9/chartex" xmlns:cx4="http://schemas.microsoft.com/office/drawing/2016/5/10/chartex" xmlns:cx5="http://schemas.microsoft.com/office/drawing/2016/5/11/chartex" xmlns:cx6="http://schemas.microsoft.com/office/drawing/2016/5/12/chartex" xmlns:cx7="http://schemas.microsoft.com/office/drawing/2016/5/13/chartex" xmlns:cx8="http://schemas.microsoft.com/office/drawing/2016/5/14/chartex" xmlns:mc="http://schemas.openxmlformats.org/markup-compatibility/2006" xmlns:aink="http://schemas.microsoft.com/office/drawing/2016/ink" xmlns:am3d="http://schemas.microsoft.com/office/drawing/2017/model3d" xmlns:o="urn:schemas-microsoft-com:office:office" xmlns:oel="http://schemas.microsoft.com/office/2019/extlst" xmlns:r="http://schemas.openxmlformats.org/officeDocument/2006/relationships" xmlns:m="http://schemas.openxmlformats.org/officeDocument/2006/math" xmlns:v="urn:schemas-microsoft-com:vml" xmlns:wp14="http://schemas.microsoft.com/office/word/2010/wordprocessingDrawing" xmlns:wp="http://schemas.openxmlformats.org/drawingml/2006/wordprocessingDrawing" xmlns:w10="urn:schemas-microsoft-com:office:word" xmlns:w="http://schemas.openxmlformats.org/wordprocessingml/2006/main" xmlns:w14="http://schemas.microsoft.com/office/word/2010/wordml" xmlns:w15="http://schemas.microsoft.com/office/word/2012/wordml" xmlns:w16cex="http://schemas.microsoft.com/office/word/2018/wordml/cex" xmlns:w16cid="http://schemas.microsoft.com/office/word/2016/wordml/cid" xmlns:w16="http://schemas.microsoft.com/office/word/2018/wordml" xmlns:w16du="http://schemas.microsoft.com/office/word/2023/wordml/word16du" xmlns:w16sdtdh="http://schemas.microsoft.com/office/word/2020/wordml/sdtdatahash" xmlns:w16sdtfl="http://schemas.microsoft.com/office/word/2024/wordml/sdtformatlock" xmlns:w16se="http://schemas.microsoft.com/office/word/2015/wordml/symex" xmlns:wpg="http://schemas.microsoft.com/office/word/2010/wordprocessingGroup" xmlns:wpi="http://schemas.microsoft.com/office/word/2010/wordprocessingInk" xmlns:wne="http://schemas.microsoft.com/office/word/2006/wordml" xmlns:wps="http://schemas.microsoft.com/office/word/2010/wordprocessingShape" mc:Ignorable="w14 w15 w16se w16cid w16 w16cex w16sdtdh w16sdtfl w16du wp14">
   <w:body>
-    <w:p/>
+    <w:p>
+      <w:pPr>
+        <w:pStyle w:val="ListParagraph"/>
+        <w:numPr>
+          <w:ilvl w:val="0"/>
+          <w:numId w:val="3"/>
+        </w:numPr>
+      </w:pPr>
+      <w:r>
+        <w:t xml:space="preserve">Strong </w:t>
+      </w:r>
+      <w:r>
+        <w:t>overlap between upregulated DE miRNA target genes and the genes expressed in each airway cell</w:t>
+      </w:r>
+      <w:r>
+        <w:t>.</w:t>
+      </w:r>
+      <w:r>
+        <w:drawing>
+          <wp:inline distT="0" distB="0" distL="0" distR="0" wp14:anchorId="41352744" wp14:editId="2F302476">
+            <wp:extent cx="4135120" cy="1700396"/>
+            <wp:effectExtent l="0" t="0" r="5080" b="1905"/>
+            <wp:docPr id="570699427" name="Picture 1"/>
+            <wp:cNvGraphicFramePr>
+              <a:graphicFrameLocks xmlns:a="http://schemas.openxmlformats.org/drawingml/2006/main" noChangeAspect="1"/>
+            </wp:cNvGraphicFramePr>
+            <a:graphic xmlns:a="http://schemas.openxmlformats.org/drawingml/2006/main">
+              <a:graphicData uri="http://schemas.openxmlformats.org/drawingml/2006/picture">
+                <pic:pic xmlns:pic="http://schemas.openxmlformats.org/drawingml/2006/picture">
+                  <pic:nvPicPr>
+                    <pic:cNvPr id="570699427" name=""/>
+                    <pic:cNvPicPr/>
+                  </pic:nvPicPr>
+                  <pic:blipFill rotWithShape="1">
+                    <a:blip r:embed="rId5"/>
+                    <a:srcRect l="4059" t="56600" r="72007" b="12705"/>
+                    <a:stretch>
+                      <a:fillRect/>
+                    </a:stretch>
+                  </pic:blipFill>
+                  <pic:spPr bwMode="auto">
+                    <a:xfrm>
+                      <a:off x="0" y="0"/>
+                      <a:ext cx="4190058" cy="1722987"/>
+                    </a:xfrm>
+                    <a:prstGeom prst="rect">
+                      <a:avLst/>
+                    </a:prstGeom>
+                    <a:ln>
+                      <a:noFill/>
+                    </a:ln>
+                    <a:extLst>
+                      <a:ext uri="{53640926-AAD7-44D8-BBD7-CCE9431645EC}">
+                        <a14:shadowObscured xmlns:a14="http://schemas.microsoft.com/office/drawing/2010/main"/>
+                      </a:ext>
+                    </a:extLst>
+                  </pic:spPr>
+                </pic:pic>
+              </a:graphicData>
+            </a:graphic>
+          </wp:inline>
+        </w:drawing>
+      </w:r>
+    </w:p>
     <w:sectPr>
       <w:pgSz w:w="11906" w:h="16838"/>
       <w:pgMar w:top="1440" w:right="1440" w:bottom="1440" w:left="1440" w:header="708" w:footer="708" w:gutter="0"/>
@@ -16,6 +79,232 @@
 <file path=word/numbering.xml><?xml version="1.0" encoding="utf-8"?>
 <w:numbering xmlns:wpc="http://schemas.microsoft.com/office/word/2010/wordprocessingCanvas" xmlns:cx="http://schemas.microsoft.com/office/drawing/2014/chartex" xmlns:cx1="http://schemas.microsoft.com/office/drawing/2015/9/8/chartex" xmlns:cx2="http://schemas.microsoft.com/office/drawing/2015/10/21/chartex" xmlns:cx3="http://schemas.microsoft.com/office/drawing/2016/5/9/chartex" xmlns:cx4="http://schemas.microsoft.com/office/drawing/2016/5/10/chartex" xmlns:cx5="http://schemas.microsoft.com/office/drawing/2016/5/11/chartex" xmlns:cx6="http://schemas.microsoft.com/office/drawing/2016/5/12/chartex" xmlns:cx7="http://schemas.microsoft.com/office/drawing/2016/5/13/chartex" xmlns:cx8="http://schemas.microsoft.com/office/drawing/2016/5/14/chartex" xmlns:mc="http://schemas.openxmlformats.org/markup-compatibility/2006" xmlns:aink="http://schemas.microsoft.com/office/drawing/2016/ink" xmlns:am3d="http://schemas.microsoft.com/office/drawing/2017/model3d" xmlns:o="urn:schemas-microsoft-com:office:office" xmlns:oel="http://schemas.microsoft.com/office/2019/extlst" xmlns:r="http://schemas.openxmlformats.org/officeDocument/2006/relationships" xmlns:m="http://schemas.openxmlformats.org/officeDocument/2006/math" xmlns:v="urn:schemas-microsoft-com:vml" xmlns:wp14="http://schemas.microsoft.com/office/word/2010/wordprocessingDrawing" xmlns:wp="http://schemas.openxmlformats.org/drawingml/2006/wordprocessingDrawing" xmlns:w10="urn:schemas-microsoft-com:office:word" xmlns:w="http://schemas.openxmlformats.org/wordprocessingml/2006/main" xmlns:w14="http://schemas.microsoft.com/office/word/2010/wordml" xmlns:w15="http://schemas.microsoft.com/office/word/2012/wordml" xmlns:w16cex="http://schemas.microsoft.com/office/word/2018/wordml/cex" xmlns:w16cid="http://schemas.microsoft.com/office/word/2016/wordml/cid" xmlns:w16="http://schemas.microsoft.com/office/word/2018/wordml" xmlns:w16du="http://schemas.microsoft.com/office/word/2023/wordml/word16du" xmlns:w16sdtdh="http://schemas.microsoft.com/office/word/2020/wordml/sdtdatahash" xmlns:w16sdtfl="http://schemas.microsoft.com/office/word/2024/wordml/sdtformatlock" xmlns:w16se="http://schemas.microsoft.com/office/word/2015/wordml/symex" xmlns:wpg="http://schemas.microsoft.com/office/word/2010/wordprocessingGroup" xmlns:wpi="http://schemas.microsoft.com/office/word/2010/wordprocessingInk" xmlns:wne="http://schemas.microsoft.com/office/word/2006/wordml" xmlns:wps="http://schemas.microsoft.com/office/word/2010/wordprocessingShape" mc:Ignorable="w14 w15 w16se w16cid w16 w16cex w16sdtdh w16sdtfl w16du wp14">
   <w:abstractNum w:abstractNumId="0" w15:restartNumberingAfterBreak="0">
+    <w:nsid w:val="2A1221BB"/>
+    <w:multiLevelType w:val="hybridMultilevel"/>
+    <w:tmpl w:val="7E0CF6CC"/>
+    <w:lvl w:ilvl="0" w:tplc="08090001">
+      <w:start w:val="1"/>
+      <w:numFmt w:val="bullet"/>
+      <w:lvlText w:val=""/>
+      <w:lvlJc w:val="left"/>
+      <w:pPr>
+        <w:ind w:left="720" w:hanging="360"/>
+      </w:pPr>
+      <w:rPr>
+        <w:rFonts w:ascii="Symbol" w:hAnsi="Symbol" w:hint="default"/>
+      </w:rPr>
+    </w:lvl>
+    <w:lvl w:ilvl="1" w:tplc="08090003" w:tentative="1">
+      <w:start w:val="1"/>
+      <w:numFmt w:val="bullet"/>
+      <w:lvlText w:val="o"/>
+      <w:lvlJc w:val="left"/>
+      <w:pPr>
+        <w:ind w:left="1440" w:hanging="360"/>
+      </w:pPr>
+      <w:rPr>
+        <w:rFonts w:ascii="Courier New" w:hAnsi="Courier New" w:cs="Courier New" w:hint="default"/>
+      </w:rPr>
+    </w:lvl>
+    <w:lvl w:ilvl="2" w:tplc="08090005" w:tentative="1">
+      <w:start w:val="1"/>
+      <w:numFmt w:val="bullet"/>
+      <w:lvlText w:val=""/>
+      <w:lvlJc w:val="left"/>
+      <w:pPr>
+        <w:ind w:left="2160" w:hanging="360"/>
+      </w:pPr>
+      <w:rPr>
+        <w:rFonts w:ascii="Wingdings" w:hAnsi="Wingdings" w:hint="default"/>
+      </w:rPr>
+    </w:lvl>
+    <w:lvl w:ilvl="3" w:tplc="08090001" w:tentative="1">
+      <w:start w:val="1"/>
+      <w:numFmt w:val="bullet"/>
+      <w:lvlText w:val=""/>
+      <w:lvlJc w:val="left"/>
+      <w:pPr>
+        <w:ind w:left="2880" w:hanging="360"/>
+      </w:pPr>
+      <w:rPr>
+        <w:rFonts w:ascii="Symbol" w:hAnsi="Symbol" w:hint="default"/>
+      </w:rPr>
+    </w:lvl>
+    <w:lvl w:ilvl="4" w:tplc="08090003" w:tentative="1">
+      <w:start w:val="1"/>
+      <w:numFmt w:val="bullet"/>
+      <w:lvlText w:val="o"/>
+      <w:lvlJc w:val="left"/>
+      <w:pPr>
+        <w:ind w:left="3600" w:hanging="360"/>
+      </w:pPr>
+      <w:rPr>
+        <w:rFonts w:ascii="Courier New" w:hAnsi="Courier New" w:cs="Courier New" w:hint="default"/>
+      </w:rPr>
+    </w:lvl>
+    <w:lvl w:ilvl="5" w:tplc="08090005" w:tentative="1">
+      <w:start w:val="1"/>
+      <w:numFmt w:val="bullet"/>
+      <w:lvlText w:val=""/>
+      <w:lvlJc w:val="left"/>
+      <w:pPr>
+        <w:ind w:left="4320" w:hanging="360"/>
+      </w:pPr>
+      <w:rPr>
+        <w:rFonts w:ascii="Wingdings" w:hAnsi="Wingdings" w:hint="default"/>
+      </w:rPr>
+    </w:lvl>
+    <w:lvl w:ilvl="6" w:tplc="08090001" w:tentative="1">
+      <w:start w:val="1"/>
+      <w:numFmt w:val="bullet"/>
+      <w:lvlText w:val=""/>
+      <w:lvlJc w:val="left"/>
+      <w:pPr>
+        <w:ind w:left="5040" w:hanging="360"/>
+      </w:pPr>
+      <w:rPr>
+        <w:rFonts w:ascii="Symbol" w:hAnsi="Symbol" w:hint="default"/>
+      </w:rPr>
+    </w:lvl>
+    <w:lvl w:ilvl="7" w:tplc="08090003" w:tentative="1">
+      <w:start w:val="1"/>
+      <w:numFmt w:val="bullet"/>
+      <w:lvlText w:val="o"/>
+      <w:lvlJc w:val="left"/>
+      <w:pPr>
+        <w:ind w:left="5760" w:hanging="360"/>
+      </w:pPr>
+      <w:rPr>
+        <w:rFonts w:ascii="Courier New" w:hAnsi="Courier New" w:cs="Courier New" w:hint="default"/>
+      </w:rPr>
+    </w:lvl>
+    <w:lvl w:ilvl="8" w:tplc="08090005" w:tentative="1">
+      <w:start w:val="1"/>
+      <w:numFmt w:val="bullet"/>
+      <w:lvlText w:val=""/>
+      <w:lvlJc w:val="left"/>
+      <w:pPr>
+        <w:ind w:left="6480" w:hanging="360"/>
+      </w:pPr>
+      <w:rPr>
+        <w:rFonts w:ascii="Wingdings" w:hAnsi="Wingdings" w:hint="default"/>
+      </w:rPr>
+    </w:lvl>
+  </w:abstractNum>
+  <w:abstractNum w:abstractNumId="1" w15:restartNumberingAfterBreak="0">
+    <w:nsid w:val="692B5E95"/>
+    <w:multiLevelType w:val="hybridMultilevel"/>
+    <w:tmpl w:val="6AD03B7C"/>
+    <w:lvl w:ilvl="0" w:tplc="08090001">
+      <w:start w:val="1"/>
+      <w:numFmt w:val="bullet"/>
+      <w:lvlText w:val=""/>
+      <w:lvlJc w:val="left"/>
+      <w:pPr>
+        <w:ind w:left="720" w:hanging="360"/>
+      </w:pPr>
+      <w:rPr>
+        <w:rFonts w:ascii="Symbol" w:hAnsi="Symbol" w:hint="default"/>
+      </w:rPr>
+    </w:lvl>
+    <w:lvl w:ilvl="1" w:tplc="08090003" w:tentative="1">
+      <w:start w:val="1"/>
+      <w:numFmt w:val="bullet"/>
+      <w:lvlText w:val="o"/>
+      <w:lvlJc w:val="left"/>
+      <w:pPr>
+        <w:ind w:left="1440" w:hanging="360"/>
+      </w:pPr>
+      <w:rPr>
+        <w:rFonts w:ascii="Courier New" w:hAnsi="Courier New" w:cs="Courier New" w:hint="default"/>
+      </w:rPr>
+    </w:lvl>
+    <w:lvl w:ilvl="2" w:tplc="08090005" w:tentative="1">
+      <w:start w:val="1"/>
+      <w:numFmt w:val="bullet"/>
+      <w:lvlText w:val=""/>
+      <w:lvlJc w:val="left"/>
+      <w:pPr>
+        <w:ind w:left="2160" w:hanging="360"/>
+      </w:pPr>
+      <w:rPr>
+        <w:rFonts w:ascii="Wingdings" w:hAnsi="Wingdings" w:hint="default"/>
+      </w:rPr>
+    </w:lvl>
+    <w:lvl w:ilvl="3" w:tplc="08090001" w:tentative="1">
+      <w:start w:val="1"/>
+      <w:numFmt w:val="bullet"/>
+      <w:lvlText w:val=""/>
+      <w:lvlJc w:val="left"/>
+      <w:pPr>
+        <w:ind w:left="2880" w:hanging="360"/>
+      </w:pPr>
+      <w:rPr>
+        <w:rFonts w:ascii="Symbol" w:hAnsi="Symbol" w:hint="default"/>
+      </w:rPr>
+    </w:lvl>
+    <w:lvl w:ilvl="4" w:tplc="08090003" w:tentative="1">
+      <w:start w:val="1"/>
+      <w:numFmt w:val="bullet"/>
+      <w:lvlText w:val="o"/>
+      <w:lvlJc w:val="left"/>
+      <w:pPr>
+        <w:ind w:left="3600" w:hanging="360"/>
+      </w:pPr>
+      <w:rPr>
+        <w:rFonts w:ascii="Courier New" w:hAnsi="Courier New" w:cs="Courier New" w:hint="default"/>
+      </w:rPr>
+    </w:lvl>
+    <w:lvl w:ilvl="5" w:tplc="08090005" w:tentative="1">
+      <w:start w:val="1"/>
+      <w:numFmt w:val="bullet"/>
+      <w:lvlText w:val=""/>
+      <w:lvlJc w:val="left"/>
+      <w:pPr>
+        <w:ind w:left="4320" w:hanging="360"/>
+      </w:pPr>
+      <w:rPr>
+        <w:rFonts w:ascii="Wingdings" w:hAnsi="Wingdings" w:hint="default"/>
+      </w:rPr>
+    </w:lvl>
+    <w:lvl w:ilvl="6" w:tplc="08090001" w:tentative="1">
+      <w:start w:val="1"/>
+      <w:numFmt w:val="bullet"/>
+      <w:lvlText w:val=""/>
+      <w:lvlJc w:val="left"/>
+      <w:pPr>
+        <w:ind w:left="5040" w:hanging="360"/>
+      </w:pPr>
+      <w:rPr>
+        <w:rFonts w:ascii="Symbol" w:hAnsi="Symbol" w:hint="default"/>
+      </w:rPr>
+    </w:lvl>
+    <w:lvl w:ilvl="7" w:tplc="08090003" w:tentative="1">
+      <w:start w:val="1"/>
+      <w:numFmt w:val="bullet"/>
+      <w:lvlText w:val="o"/>
+      <w:lvlJc w:val="left"/>
+      <w:pPr>
+        <w:ind w:left="5760" w:hanging="360"/>
+      </w:pPr>
+      <w:rPr>
+        <w:rFonts w:ascii="Courier New" w:hAnsi="Courier New" w:cs="Courier New" w:hint="default"/>
+      </w:rPr>
+    </w:lvl>
+    <w:lvl w:ilvl="8" w:tplc="08090005" w:tentative="1">
+      <w:start w:val="1"/>
+      <w:numFmt w:val="bullet"/>
+      <w:lvlText w:val=""/>
+      <w:lvlJc w:val="left"/>
+      <w:pPr>
+        <w:ind w:left="6480" w:hanging="360"/>
+      </w:pPr>
+      <w:rPr>
+        <w:rFonts w:ascii="Wingdings" w:hAnsi="Wingdings" w:hint="default"/>
+      </w:rPr>
+    </w:lvl>
+  </w:abstractNum>
+  <w:abstractNum w:abstractNumId="2" w15:restartNumberingAfterBreak="0">
     <w:nsid w:val="746A5C0A"/>
     <w:multiLevelType w:val="hybridMultilevel"/>
     <w:tmpl w:val="50DEA51A"/>
@@ -129,7 +418,13 @@
     </w:lvl>
   </w:abstractNum>
   <w:num w:numId="1" w16cid:durableId="853226515">
+    <w:abstractNumId w:val="2"/>
+  </w:num>
+  <w:num w:numId="2" w16cid:durableId="1597787845">
     <w:abstractNumId w:val="0"/>
+  </w:num>
+  <w:num w:numId="3" w16cid:durableId="1477526337">
+    <w:abstractNumId w:val="1"/>
   </w:num>
 </w:numbering>
 </file>

--- a/write_up/drafts/4_results/results_plan.docx
+++ b/write_up/drafts/4_results/results_plan.docx
@@ -1,6 +1,6 @@
 
 <file path=word/document.xml><?xml version="1.0" encoding="utf-8"?>
-<w:document xmlns:wpc="http://schemas.microsoft.com/office/word/2010/wordprocessingCanvas" xmlns:cx="http://schemas.microsoft.com/office/drawing/2014/chartex" xmlns:cx1="http://schemas.microsoft.com/office/drawing/2015/9/8/chartex" xmlns:cx2="http://schemas.microsoft.com/office/drawing/2015/10/21/chartex" xmlns:cx3="http://schemas.microsoft.com/office/drawing/2016/5/9/chartex" xmlns:cx4="http://schemas.microsoft.com/office/drawing/2016/5/10/chartex" xmlns:cx5="http://schemas.microsoft.com/office/drawing/2016/5/11/chartex" xmlns:cx6="http://schemas.microsoft.com/office/drawing/2016/5/12/chartex" xmlns:cx7="http://schemas.microsoft.com/office/drawing/2016/5/13/chartex" xmlns:cx8="http://schemas.microsoft.com/office/drawing/2016/5/14/chartex" xmlns:mc="http://schemas.openxmlformats.org/markup-compatibility/2006" xmlns:aink="http://schemas.microsoft.com/office/drawing/2016/ink" xmlns:am3d="http://schemas.microsoft.com/office/drawing/2017/model3d" xmlns:o="urn:schemas-microsoft-com:office:office" xmlns:oel="http://schemas.microsoft.com/office/2019/extlst" xmlns:r="http://schemas.openxmlformats.org/officeDocument/2006/relationships" xmlns:m="http://schemas.openxmlformats.org/officeDocument/2006/math" xmlns:v="urn:schemas-microsoft-com:vml" xmlns:wp14="http://schemas.microsoft.com/office/word/2010/wordprocessingDrawing" xmlns:wp="http://schemas.openxmlformats.org/drawingml/2006/wordprocessingDrawing" xmlns:w10="urn:schemas-microsoft-com:office:word" xmlns:w="http://schemas.openxmlformats.org/wordprocessingml/2006/main" xmlns:w14="http://schemas.microsoft.com/office/word/2010/wordml" xmlns:w15="http://schemas.microsoft.com/office/word/2012/wordml" xmlns:w16cex="http://schemas.microsoft.com/office/word/2018/wordml/cex" xmlns:w16cid="http://schemas.microsoft.com/office/word/2016/wordml/cid" xmlns:w16="http://schemas.microsoft.com/office/word/2018/wordml" xmlns:w16du="http://schemas.microsoft.com/office/word/2023/wordml/word16du" xmlns:w16sdtdh="http://schemas.microsoft.com/office/word/2020/wordml/sdtdatahash" xmlns:w16sdtfl="http://schemas.microsoft.com/office/word/2024/wordml/sdtformatlock" xmlns:w16se="http://schemas.microsoft.com/office/word/2015/wordml/symex" xmlns:wpg="http://schemas.microsoft.com/office/word/2010/wordprocessingGroup" xmlns:wpi="http://schemas.microsoft.com/office/word/2010/wordprocessingInk" xmlns:wne="http://schemas.microsoft.com/office/word/2006/wordml" xmlns:wps="http://schemas.microsoft.com/office/word/2010/wordprocessingShape" mc:Ignorable="w14 w15 w16se w16cid w16 w16cex w16sdtdh w16sdtfl w16du wp14">
+<w:document xmlns:wpc="http://schemas.microsoft.com/office/word/2010/wordprocessingCanvas" xmlns:cx="http://schemas.microsoft.com/office/drawing/2014/chartex" xmlns:cx1="http://schemas.microsoft.com/office/drawing/2015/9/8/chartex" xmlns:cx2="http://schemas.microsoft.com/office/drawing/2015/10/21/chartex" xmlns:cx3="http://schemas.microsoft.com/office/drawing/2016/5/9/chartex" xmlns:cx4="http://schemas.microsoft.com/office/drawing/2016/5/10/chartex" xmlns:cx5="http://schemas.microsoft.com/office/drawing/2016/5/11/chartex" xmlns:cx6="http://schemas.microsoft.com/office/drawing/2016/5/12/chartex" xmlns:cx7="http://schemas.microsoft.com/office/drawing/2016/5/13/chartex" xmlns:cx8="http://schemas.microsoft.com/office/drawing/2016/5/14/chartex" xmlns:mc="http://schemas.openxmlformats.org/markup-compatibility/2006" xmlns:m="http://schemas.openxmlformats.org/officeDocument/2006/math" xmlns:aink="http://schemas.microsoft.com/office/drawing/2016/ink" xmlns:am3d="http://schemas.microsoft.com/office/drawing/2017/model3d" xmlns:oel="http://schemas.microsoft.com/office/2019/extlst" xmlns:r="http://schemas.openxmlformats.org/officeDocument/2006/relationships" xmlns:wp14="http://schemas.microsoft.com/office/word/2010/wordprocessingDrawing" xmlns:wp="http://schemas.openxmlformats.org/drawingml/2006/wordprocessingDrawing" xmlns:wpg="http://schemas.microsoft.com/office/word/2010/wordprocessingGroup" xmlns:wpi="http://schemas.microsoft.com/office/word/2010/wordprocessingInk" xmlns:wps="http://schemas.microsoft.com/office/word/2010/wordprocessingShape" xmlns:o="urn:schemas-microsoft-com:office:office" xmlns:v="urn:schemas-microsoft-com:vml" xmlns:w10="urn:schemas-microsoft-com:office:word" xmlns:w="http://schemas.openxmlformats.org/wordprocessingml/2006/main" xmlns:w14="http://schemas.microsoft.com/office/word/2010/wordml" xmlns:w15="http://schemas.microsoft.com/office/word/2012/wordml" xmlns:w16cex="http://schemas.microsoft.com/office/word/2018/wordml/cex" xmlns:w16cid="http://schemas.microsoft.com/office/word/2016/wordml/cid" xmlns:w16="http://schemas.microsoft.com/office/word/2018/wordml" xmlns:w16sdtdh="http://schemas.microsoft.com/office/word/2020/wordml/sdtdatahash" xmlns:w16sdtfl="http://schemas.microsoft.com/office/word/2024/wordml/sdtformatlock" xmlns:w16se="http://schemas.microsoft.com/office/word/2015/wordml/symex" xmlns:w16du="http://schemas.microsoft.com/office/word/2023/wordml/word16du" xmlns:wne="http://schemas.microsoft.com/office/word/2006/wordml" mc:Ignorable="w14 w15 w16se w16cid w16 w16cex w16sdtdh w16sdtfl w16du wp14">
   <w:body>
     <w:p>
       <w:pPr>
@@ -20,6 +20,9 @@
         <w:t>.</w:t>
       </w:r>
       <w:r>
+        <w:rPr>
+          <w:noProof/>
+        </w:rPr>
         <w:drawing>
           <wp:inline distT="0" distB="0" distL="0" distR="0" wp14:anchorId="41352744" wp14:editId="2F302476">
             <wp:extent cx="4135120" cy="1700396"/>
@@ -66,6 +69,42 @@
         </w:drawing>
       </w:r>
     </w:p>
+    <w:p>
+      <w:pPr>
+        <w:pStyle w:val="ListParagraph"/>
+        <w:numPr>
+          <w:ilvl w:val="0"/>
+          <w:numId w:val="3"/>
+        </w:numPr>
+      </w:pPr>
+      <w:r>
+        <w:t xml:space="preserve">Going to use 18-30nt trim length. However, </w:t>
+      </w:r>
+      <w:r>
+        <w:t>hsa-miR-3168</w:t>
+      </w:r>
+      <w:r>
+        <w:t xml:space="preserve"> is 17nt and this is DE when the trimming parameters are set to 17-30. This is interesting – can note in discussion as well.</w:t>
+      </w:r>
+    </w:p>
+    <w:p>
+      <w:pPr>
+        <w:pStyle w:val="ListParagraph"/>
+        <w:numPr>
+          <w:ilvl w:val="1"/>
+          <w:numId w:val="3"/>
+        </w:numPr>
+      </w:pPr>
+      <w:r>
+        <w:t xml:space="preserve">There are not many publications about </w:t>
+      </w:r>
+      <w:r>
+        <w:t>hsa-miR-3168</w:t>
+      </w:r>
+      <w:r>
+        <w:t>, just one or two on miRbase.</w:t>
+      </w:r>
+    </w:p>
     <w:sectPr>
       <w:pgSz w:w="11906" w:h="16838"/>
       <w:pgMar w:top="1440" w:right="1440" w:bottom="1440" w:left="1440" w:header="708" w:footer="708" w:gutter="0"/>
@@ -77,7 +116,7 @@
 </file>
 
 <file path=word/numbering.xml><?xml version="1.0" encoding="utf-8"?>
-<w:numbering xmlns:wpc="http://schemas.microsoft.com/office/word/2010/wordprocessingCanvas" xmlns:cx="http://schemas.microsoft.com/office/drawing/2014/chartex" xmlns:cx1="http://schemas.microsoft.com/office/drawing/2015/9/8/chartex" xmlns:cx2="http://schemas.microsoft.com/office/drawing/2015/10/21/chartex" xmlns:cx3="http://schemas.microsoft.com/office/drawing/2016/5/9/chartex" xmlns:cx4="http://schemas.microsoft.com/office/drawing/2016/5/10/chartex" xmlns:cx5="http://schemas.microsoft.com/office/drawing/2016/5/11/chartex" xmlns:cx6="http://schemas.microsoft.com/office/drawing/2016/5/12/chartex" xmlns:cx7="http://schemas.microsoft.com/office/drawing/2016/5/13/chartex" xmlns:cx8="http://schemas.microsoft.com/office/drawing/2016/5/14/chartex" xmlns:mc="http://schemas.openxmlformats.org/markup-compatibility/2006" xmlns:aink="http://schemas.microsoft.com/office/drawing/2016/ink" xmlns:am3d="http://schemas.microsoft.com/office/drawing/2017/model3d" xmlns:o="urn:schemas-microsoft-com:office:office" xmlns:oel="http://schemas.microsoft.com/office/2019/extlst" xmlns:r="http://schemas.openxmlformats.org/officeDocument/2006/relationships" xmlns:m="http://schemas.openxmlformats.org/officeDocument/2006/math" xmlns:v="urn:schemas-microsoft-com:vml" xmlns:wp14="http://schemas.microsoft.com/office/word/2010/wordprocessingDrawing" xmlns:wp="http://schemas.openxmlformats.org/drawingml/2006/wordprocessingDrawing" xmlns:w10="urn:schemas-microsoft-com:office:word" xmlns:w="http://schemas.openxmlformats.org/wordprocessingml/2006/main" xmlns:w14="http://schemas.microsoft.com/office/word/2010/wordml" xmlns:w15="http://schemas.microsoft.com/office/word/2012/wordml" xmlns:w16cex="http://schemas.microsoft.com/office/word/2018/wordml/cex" xmlns:w16cid="http://schemas.microsoft.com/office/word/2016/wordml/cid" xmlns:w16="http://schemas.microsoft.com/office/word/2018/wordml" xmlns:w16du="http://schemas.microsoft.com/office/word/2023/wordml/word16du" xmlns:w16sdtdh="http://schemas.microsoft.com/office/word/2020/wordml/sdtdatahash" xmlns:w16sdtfl="http://schemas.microsoft.com/office/word/2024/wordml/sdtformatlock" xmlns:w16se="http://schemas.microsoft.com/office/word/2015/wordml/symex" xmlns:wpg="http://schemas.microsoft.com/office/word/2010/wordprocessingGroup" xmlns:wpi="http://schemas.microsoft.com/office/word/2010/wordprocessingInk" xmlns:wne="http://schemas.microsoft.com/office/word/2006/wordml" xmlns:wps="http://schemas.microsoft.com/office/word/2010/wordprocessingShape" mc:Ignorable="w14 w15 w16se w16cid w16 w16cex w16sdtdh w16sdtfl w16du wp14">
+<w:numbering xmlns:wpc="http://schemas.microsoft.com/office/word/2010/wordprocessingCanvas" xmlns:cx="http://schemas.microsoft.com/office/drawing/2014/chartex" xmlns:cx1="http://schemas.microsoft.com/office/drawing/2015/9/8/chartex" xmlns:cx2="http://schemas.microsoft.com/office/drawing/2015/10/21/chartex" xmlns:cx3="http://schemas.microsoft.com/office/drawing/2016/5/9/chartex" xmlns:cx4="http://schemas.microsoft.com/office/drawing/2016/5/10/chartex" xmlns:cx5="http://schemas.microsoft.com/office/drawing/2016/5/11/chartex" xmlns:cx6="http://schemas.microsoft.com/office/drawing/2016/5/12/chartex" xmlns:cx7="http://schemas.microsoft.com/office/drawing/2016/5/13/chartex" xmlns:cx8="http://schemas.microsoft.com/office/drawing/2016/5/14/chartex" xmlns:mc="http://schemas.openxmlformats.org/markup-compatibility/2006" xmlns:m="http://schemas.openxmlformats.org/officeDocument/2006/math" xmlns:aink="http://schemas.microsoft.com/office/drawing/2016/ink" xmlns:am3d="http://schemas.microsoft.com/office/drawing/2017/model3d" xmlns:oel="http://schemas.microsoft.com/office/2019/extlst" xmlns:r="http://schemas.openxmlformats.org/officeDocument/2006/relationships" xmlns:wp14="http://schemas.microsoft.com/office/word/2010/wordprocessingDrawing" xmlns:wp="http://schemas.openxmlformats.org/drawingml/2006/wordprocessingDrawing" xmlns:wpg="http://schemas.microsoft.com/office/word/2010/wordprocessingGroup" xmlns:wpi="http://schemas.microsoft.com/office/word/2010/wordprocessingInk" xmlns:wps="http://schemas.microsoft.com/office/word/2010/wordprocessingShape" xmlns:o="urn:schemas-microsoft-com:office:office" xmlns:v="urn:schemas-microsoft-com:vml" xmlns:w10="urn:schemas-microsoft-com:office:word" xmlns:w="http://schemas.openxmlformats.org/wordprocessingml/2006/main" xmlns:w14="http://schemas.microsoft.com/office/word/2010/wordml" xmlns:w15="http://schemas.microsoft.com/office/word/2012/wordml" xmlns:w16cex="http://schemas.microsoft.com/office/word/2018/wordml/cex" xmlns:w16cid="http://schemas.microsoft.com/office/word/2016/wordml/cid" xmlns:w16="http://schemas.microsoft.com/office/word/2018/wordml" xmlns:w16sdtdh="http://schemas.microsoft.com/office/word/2020/wordml/sdtdatahash" xmlns:w16sdtfl="http://schemas.microsoft.com/office/word/2024/wordml/sdtformatlock" xmlns:w16se="http://schemas.microsoft.com/office/word/2015/wordml/symex" xmlns:w16du="http://schemas.microsoft.com/office/word/2023/wordml/word16du" xmlns:wne="http://schemas.microsoft.com/office/word/2006/wordml" mc:Ignorable="w14 w15 w16se w16cid w16 w16cex w16sdtdh w16sdtfl w16du wp14">
   <w:abstractNum w:abstractNumId="0" w15:restartNumberingAfterBreak="0">
     <w:nsid w:val="2A1221BB"/>
     <w:multiLevelType w:val="hybridMultilevel"/>
@@ -207,7 +246,7 @@
         <w:rFonts w:ascii="Symbol" w:hAnsi="Symbol" w:hint="default"/>
       </w:rPr>
     </w:lvl>
-    <w:lvl w:ilvl="1" w:tplc="08090003" w:tentative="1">
+    <w:lvl w:ilvl="1" w:tplc="08090003">
       <w:start w:val="1"/>
       <w:numFmt w:val="bullet"/>
       <w:lvlText w:val="o"/>
@@ -430,7 +469,7 @@
 </file>
 
 <file path=word/styles.xml><?xml version="1.0" encoding="utf-8"?>
-<w:styles xmlns:mc="http://schemas.openxmlformats.org/markup-compatibility/2006" xmlns:r="http://schemas.openxmlformats.org/officeDocument/2006/relationships" xmlns:w="http://schemas.openxmlformats.org/wordprocessingml/2006/main" xmlns:w14="http://schemas.microsoft.com/office/word/2010/wordml" xmlns:w15="http://schemas.microsoft.com/office/word/2012/wordml" xmlns:w16cex="http://schemas.microsoft.com/office/word/2018/wordml/cex" xmlns:w16cid="http://schemas.microsoft.com/office/word/2016/wordml/cid" xmlns:w16="http://schemas.microsoft.com/office/word/2018/wordml" xmlns:w16du="http://schemas.microsoft.com/office/word/2023/wordml/word16du" xmlns:w16sdtdh="http://schemas.microsoft.com/office/word/2020/wordml/sdtdatahash" xmlns:w16sdtfl="http://schemas.microsoft.com/office/word/2024/wordml/sdtformatlock" xmlns:w16se="http://schemas.microsoft.com/office/word/2015/wordml/symex" mc:Ignorable="w14 w15 w16se w16cid w16 w16cex w16sdtdh w16sdtfl w16du">
+<w:styles xmlns:mc="http://schemas.openxmlformats.org/markup-compatibility/2006" xmlns:r="http://schemas.openxmlformats.org/officeDocument/2006/relationships" xmlns:w="http://schemas.openxmlformats.org/wordprocessingml/2006/main" xmlns:w14="http://schemas.microsoft.com/office/word/2010/wordml" xmlns:w15="http://schemas.microsoft.com/office/word/2012/wordml" xmlns:w16cex="http://schemas.microsoft.com/office/word/2018/wordml/cex" xmlns:w16cid="http://schemas.microsoft.com/office/word/2016/wordml/cid" xmlns:w16="http://schemas.microsoft.com/office/word/2018/wordml" xmlns:w16sdtdh="http://schemas.microsoft.com/office/word/2020/wordml/sdtdatahash" xmlns:w16sdtfl="http://schemas.microsoft.com/office/word/2024/wordml/sdtformatlock" xmlns:w16se="http://schemas.microsoft.com/office/word/2015/wordml/symex" xmlns:w16du="http://schemas.microsoft.com/office/word/2023/wordml/word16du" mc:Ignorable="w14 w15 w16se w16cid w16 w16cex w16sdtdh w16sdtfl w16du">
   <w:docDefaults>
     <w:rPrDefault>
       <w:rPr>

--- a/write_up/drafts/4_results/results_plan.docx
+++ b/write_up/drafts/4_results/results_plan.docx
@@ -105,6 +105,67 @@
         <w:t>, just one or two on miRbase.</w:t>
       </w:r>
     </w:p>
+    <w:p>
+      <w:pPr>
+        <w:pStyle w:val="ListParagraph"/>
+        <w:numPr>
+          <w:ilvl w:val="0"/>
+          <w:numId w:val="3"/>
+        </w:numPr>
+      </w:pPr>
+      <w:r>
+        <w:t xml:space="preserve">Completely different </w:t>
+      </w:r>
+      <w:proofErr w:type="spellStart"/>
+      <w:r>
+        <w:t>miRTrace</w:t>
+      </w:r>
+      <w:proofErr w:type="spellEnd"/>
+      <w:r>
+        <w:t xml:space="preserve"> qc plots between 01_protease and 02_hdm_dog</w:t>
+      </w:r>
+    </w:p>
+    <w:p>
+      <w:pPr>
+        <w:pStyle w:val="ListParagraph"/>
+        <w:numPr>
+          <w:ilvl w:val="1"/>
+          <w:numId w:val="3"/>
+        </w:numPr>
+      </w:pPr>
+      <w:r>
+        <w:t>Could include these graphs as a figure because it is quite interesting</w:t>
+      </w:r>
+    </w:p>
+    <w:p>
+      <w:pPr>
+        <w:pStyle w:val="ListParagraph"/>
+        <w:numPr>
+          <w:ilvl w:val="2"/>
+          <w:numId w:val="3"/>
+        </w:numPr>
+      </w:pPr>
+      <w:proofErr w:type="spellStart"/>
+      <w:r>
+        <w:t>Rna</w:t>
+      </w:r>
+      <w:proofErr w:type="spellEnd"/>
+      <w:r>
+        <w:t xml:space="preserve"> categories </w:t>
+      </w:r>
+    </w:p>
+    <w:p>
+      <w:pPr>
+        <w:pStyle w:val="ListParagraph"/>
+        <w:numPr>
+          <w:ilvl w:val="2"/>
+          <w:numId w:val="3"/>
+        </w:numPr>
+      </w:pPr>
+      <w:r>
+        <w:t>Contamination check</w:t>
+      </w:r>
+    </w:p>
     <w:sectPr>
       <w:pgSz w:w="11906" w:h="16838"/>
       <w:pgMar w:top="1440" w:right="1440" w:bottom="1440" w:left="1440" w:header="708" w:footer="708" w:gutter="0"/>
@@ -258,7 +319,7 @@
         <w:rFonts w:ascii="Courier New" w:hAnsi="Courier New" w:cs="Courier New" w:hint="default"/>
       </w:rPr>
     </w:lvl>
-    <w:lvl w:ilvl="2" w:tplc="08090005" w:tentative="1">
+    <w:lvl w:ilvl="2" w:tplc="08090005">
       <w:start w:val="1"/>
       <w:numFmt w:val="bullet"/>
       <w:lvlText w:val=""/>

--- a/write_up/drafts/4_results/results_plan.docx
+++ b/write_up/drafts/4_results/results_plan.docx
@@ -2,6 +2,22 @@
 <file path=word/document.xml><?xml version="1.0" encoding="utf-8"?>
 <w:document xmlns:wpc="http://schemas.microsoft.com/office/word/2010/wordprocessingCanvas" xmlns:cx="http://schemas.microsoft.com/office/drawing/2014/chartex" xmlns:cx1="http://schemas.microsoft.com/office/drawing/2015/9/8/chartex" xmlns:cx2="http://schemas.microsoft.com/office/drawing/2015/10/21/chartex" xmlns:cx3="http://schemas.microsoft.com/office/drawing/2016/5/9/chartex" xmlns:cx4="http://schemas.microsoft.com/office/drawing/2016/5/10/chartex" xmlns:cx5="http://schemas.microsoft.com/office/drawing/2016/5/11/chartex" xmlns:cx6="http://schemas.microsoft.com/office/drawing/2016/5/12/chartex" xmlns:cx7="http://schemas.microsoft.com/office/drawing/2016/5/13/chartex" xmlns:cx8="http://schemas.microsoft.com/office/drawing/2016/5/14/chartex" xmlns:mc="http://schemas.openxmlformats.org/markup-compatibility/2006" xmlns:m="http://schemas.openxmlformats.org/officeDocument/2006/math" xmlns:aink="http://schemas.microsoft.com/office/drawing/2016/ink" xmlns:am3d="http://schemas.microsoft.com/office/drawing/2017/model3d" xmlns:oel="http://schemas.microsoft.com/office/2019/extlst" xmlns:r="http://schemas.openxmlformats.org/officeDocument/2006/relationships" xmlns:wp14="http://schemas.microsoft.com/office/word/2010/wordprocessingDrawing" xmlns:wp="http://schemas.openxmlformats.org/drawingml/2006/wordprocessingDrawing" xmlns:wpg="http://schemas.microsoft.com/office/word/2010/wordprocessingGroup" xmlns:wpi="http://schemas.microsoft.com/office/word/2010/wordprocessingInk" xmlns:wps="http://schemas.microsoft.com/office/word/2010/wordprocessingShape" xmlns:o="urn:schemas-microsoft-com:office:office" xmlns:v="urn:schemas-microsoft-com:vml" xmlns:w10="urn:schemas-microsoft-com:office:word" xmlns:w="http://schemas.openxmlformats.org/wordprocessingml/2006/main" xmlns:w14="http://schemas.microsoft.com/office/word/2010/wordml" xmlns:w15="http://schemas.microsoft.com/office/word/2012/wordml" xmlns:w16cex="http://schemas.microsoft.com/office/word/2018/wordml/cex" xmlns:w16cid="http://schemas.microsoft.com/office/word/2016/wordml/cid" xmlns:w16="http://schemas.microsoft.com/office/word/2018/wordml" xmlns:w16sdtdh="http://schemas.microsoft.com/office/word/2020/wordml/sdtdatahash" xmlns:w16sdtfl="http://schemas.microsoft.com/office/word/2024/wordml/sdtformatlock" xmlns:w16se="http://schemas.microsoft.com/office/word/2015/wordml/symex" xmlns:w16du="http://schemas.microsoft.com/office/word/2023/wordml/word16du" xmlns:wne="http://schemas.microsoft.com/office/word/2006/wordml" mc:Ignorable="w14 w15 w16se w16cid w16 w16cex w16sdtdh w16sdtfl w16du wp14">
   <w:body>
+    <w:p>
+      <w:pPr>
+        <w:ind w:left="720" w:hanging="360"/>
+        <w:rPr>
+          <w:b/>
+          <w:bCs/>
+        </w:rPr>
+      </w:pPr>
+      <w:r>
+        <w:rPr>
+          <w:b/>
+          <w:bCs/>
+        </w:rPr>
+        <w:t>Notes</w:t>
+      </w:r>
+    </w:p>
     <w:p>
       <w:pPr>
         <w:pStyle w:val="ListParagraph"/>
@@ -166,6 +182,230 @@
         <w:t>Contamination check</w:t>
       </w:r>
     </w:p>
+    <w:p>
+      <w:pPr>
+        <w:pStyle w:val="ListParagraph"/>
+        <w:numPr>
+          <w:ilvl w:val="0"/>
+          <w:numId w:val="3"/>
+        </w:numPr>
+      </w:pPr>
+      <w:r>
+        <w:t xml:space="preserve">Might be worth using the background universe with all miRNAs with at least one count from the count matrix as this at least gives results. Can state what happens when you use the miRNAs after `keep` </w:t>
+      </w:r>
+      <w:r>
+        <w:sym w:font="Wingdings" w:char="F0E0"/>
+      </w:r>
+      <w:r>
+        <w:t xml:space="preserve"> there are only 141-147 so the background universe is too small to get significant results</w:t>
+      </w:r>
+    </w:p>
+    <w:p>
+      <w:pPr>
+        <w:pStyle w:val="ListParagraph"/>
+        <w:numPr>
+          <w:ilvl w:val="0"/>
+          <w:numId w:val="3"/>
+        </w:numPr>
+      </w:pPr>
+      <w:r>
+        <w:t>Have the first part of the results the table comparing pathway enrichment analysis methods? Or have this as part of the intro?</w:t>
+      </w:r>
+    </w:p>
+    <w:p/>
+    <w:p>
+      <w:r>
+        <w:rPr>
+          <w:b/>
+          <w:bCs/>
+        </w:rPr>
+        <w:t>Sections</w:t>
+      </w:r>
+    </w:p>
+    <w:p>
+      <w:pPr>
+        <w:pStyle w:val="ListParagraph"/>
+        <w:numPr>
+          <w:ilvl w:val="0"/>
+          <w:numId w:val="4"/>
+        </w:numPr>
+      </w:pPr>
+      <w:r>
+        <w:t xml:space="preserve">Calu-3 </w:t>
+      </w:r>
+      <w:r>
+        <w:t xml:space="preserve">and primary </w:t>
+      </w:r>
+      <w:r>
+        <w:t>cell</w:t>
+      </w:r>
+      <w:r>
+        <w:t xml:space="preserve"> EVs</w:t>
+      </w:r>
+      <w:r>
+        <w:t xml:space="preserve"> </w:t>
+      </w:r>
+      <w:r>
+        <w:t>present</w:t>
+      </w:r>
+      <w:r>
+        <w:t xml:space="preserve"> different RNA composition</w:t>
+      </w:r>
+      <w:r>
+        <w:t>s</w:t>
+      </w:r>
+    </w:p>
+    <w:p>
+      <w:pPr>
+        <w:pStyle w:val="ListParagraph"/>
+        <w:numPr>
+          <w:ilvl w:val="1"/>
+          <w:numId w:val="4"/>
+        </w:numPr>
+      </w:pPr>
+      <w:r>
+        <w:t>Figure = RNA composition</w:t>
+      </w:r>
+    </w:p>
+    <w:p>
+      <w:pPr>
+        <w:pStyle w:val="ListParagraph"/>
+        <w:numPr>
+          <w:ilvl w:val="1"/>
+          <w:numId w:val="4"/>
+        </w:numPr>
+      </w:pPr>
+      <w:r>
+        <w:t xml:space="preserve">Supplementary figure = QC data (quality and read counts </w:t>
+      </w:r>
+      <w:r>
+        <w:t>[</w:t>
+      </w:r>
+      <w:r>
+        <w:t>and lengths</w:t>
+      </w:r>
+      <w:r>
+        <w:t>?]</w:t>
+      </w:r>
+      <w:r>
+        <w:t>)</w:t>
+      </w:r>
+    </w:p>
+    <w:p>
+      <w:pPr>
+        <w:pStyle w:val="ListParagraph"/>
+        <w:numPr>
+          <w:ilvl w:val="0"/>
+          <w:numId w:val="4"/>
+        </w:numPr>
+      </w:pPr>
+      <w:r>
+        <w:t>EV miRNA expression profile</w:t>
+      </w:r>
+      <w:r>
+        <w:t xml:space="preserve"> </w:t>
+      </w:r>
+      <w:r>
+        <w:t>differs following a</w:t>
+      </w:r>
+      <w:r>
+        <w:t xml:space="preserve">llergen exposure </w:t>
+      </w:r>
+    </w:p>
+    <w:p>
+      <w:pPr>
+        <w:pStyle w:val="ListParagraph"/>
+        <w:numPr>
+          <w:ilvl w:val="1"/>
+          <w:numId w:val="4"/>
+        </w:numPr>
+      </w:pPr>
+      <w:r>
+        <w:t>Figure = DE results</w:t>
+      </w:r>
+    </w:p>
+    <w:p>
+      <w:pPr>
+        <w:pStyle w:val="ListParagraph"/>
+        <w:numPr>
+          <w:ilvl w:val="1"/>
+          <w:numId w:val="4"/>
+        </w:numPr>
+      </w:pPr>
+      <w:r>
+        <w:t>Table = List of sig DE miRNAs</w:t>
+      </w:r>
+    </w:p>
+    <w:p>
+      <w:pPr>
+        <w:pStyle w:val="ListParagraph"/>
+        <w:numPr>
+          <w:ilvl w:val="0"/>
+          <w:numId w:val="4"/>
+        </w:numPr>
+      </w:pPr>
+      <w:r>
+        <w:t>Automated p</w:t>
+      </w:r>
+      <w:r>
+        <w:t xml:space="preserve">athway enrichment analysis </w:t>
+      </w:r>
+      <w:r>
+        <w:t>methods</w:t>
+      </w:r>
+      <w:r>
+        <w:t xml:space="preserve"> lack consensus</w:t>
+      </w:r>
+    </w:p>
+    <w:p>
+      <w:pPr>
+        <w:pStyle w:val="ListParagraph"/>
+        <w:numPr>
+          <w:ilvl w:val="1"/>
+          <w:numId w:val="4"/>
+        </w:numPr>
+      </w:pPr>
+      <w:r>
+        <w:t>Figure = FE validation</w:t>
+      </w:r>
+      <w:r>
+        <w:t xml:space="preserve"> (01_protease only)</w:t>
+      </w:r>
+    </w:p>
+    <w:p>
+      <w:pPr>
+        <w:pStyle w:val="ListParagraph"/>
+        <w:numPr>
+          <w:ilvl w:val="0"/>
+          <w:numId w:val="4"/>
+        </w:numPr>
+      </w:pPr>
+      <w:r>
+        <w:t xml:space="preserve">Pathway enrichment analysis following HDM and dog allergen exposure </w:t>
+      </w:r>
+    </w:p>
+    <w:p>
+      <w:r>
+        <w:lastRenderedPageBreak/>
+        <w:t xml:space="preserve">[need to re-run analysis pipelines to get </w:t>
+      </w:r>
+      <w:proofErr w:type="gramStart"/>
+      <w:r>
+        <w:t>final results</w:t>
+      </w:r>
+      <w:proofErr w:type="gramEnd"/>
+      <w:r>
+        <w:t xml:space="preserve"> to be written up – run 03 is most </w:t>
+      </w:r>
+      <w:proofErr w:type="gramStart"/>
+      <w:r>
+        <w:t>up-to-date</w:t>
+      </w:r>
+      <w:proofErr w:type="gramEnd"/>
+      <w:r>
+        <w:t>]</w:t>
+      </w:r>
+    </w:p>
     <w:sectPr>
       <w:pgSz w:w="11906" w:h="16838"/>
       <w:pgMar w:top="1440" w:right="1440" w:bottom="1440" w:left="1440" w:header="708" w:footer="708" w:gutter="0"/>
@@ -179,6 +419,95 @@
 <file path=word/numbering.xml><?xml version="1.0" encoding="utf-8"?>
 <w:numbering xmlns:wpc="http://schemas.microsoft.com/office/word/2010/wordprocessingCanvas" xmlns:cx="http://schemas.microsoft.com/office/drawing/2014/chartex" xmlns:cx1="http://schemas.microsoft.com/office/drawing/2015/9/8/chartex" xmlns:cx2="http://schemas.microsoft.com/office/drawing/2015/10/21/chartex" xmlns:cx3="http://schemas.microsoft.com/office/drawing/2016/5/9/chartex" xmlns:cx4="http://schemas.microsoft.com/office/drawing/2016/5/10/chartex" xmlns:cx5="http://schemas.microsoft.com/office/drawing/2016/5/11/chartex" xmlns:cx6="http://schemas.microsoft.com/office/drawing/2016/5/12/chartex" xmlns:cx7="http://schemas.microsoft.com/office/drawing/2016/5/13/chartex" xmlns:cx8="http://schemas.microsoft.com/office/drawing/2016/5/14/chartex" xmlns:mc="http://schemas.openxmlformats.org/markup-compatibility/2006" xmlns:m="http://schemas.openxmlformats.org/officeDocument/2006/math" xmlns:aink="http://schemas.microsoft.com/office/drawing/2016/ink" xmlns:am3d="http://schemas.microsoft.com/office/drawing/2017/model3d" xmlns:oel="http://schemas.microsoft.com/office/2019/extlst" xmlns:r="http://schemas.openxmlformats.org/officeDocument/2006/relationships" xmlns:wp14="http://schemas.microsoft.com/office/word/2010/wordprocessingDrawing" xmlns:wp="http://schemas.openxmlformats.org/drawingml/2006/wordprocessingDrawing" xmlns:wpg="http://schemas.microsoft.com/office/word/2010/wordprocessingGroup" xmlns:wpi="http://schemas.microsoft.com/office/word/2010/wordprocessingInk" xmlns:wps="http://schemas.microsoft.com/office/word/2010/wordprocessingShape" xmlns:o="urn:schemas-microsoft-com:office:office" xmlns:v="urn:schemas-microsoft-com:vml" xmlns:w10="urn:schemas-microsoft-com:office:word" xmlns:w="http://schemas.openxmlformats.org/wordprocessingml/2006/main" xmlns:w14="http://schemas.microsoft.com/office/word/2010/wordml" xmlns:w15="http://schemas.microsoft.com/office/word/2012/wordml" xmlns:w16cex="http://schemas.microsoft.com/office/word/2018/wordml/cex" xmlns:w16cid="http://schemas.microsoft.com/office/word/2016/wordml/cid" xmlns:w16="http://schemas.microsoft.com/office/word/2018/wordml" xmlns:w16sdtdh="http://schemas.microsoft.com/office/word/2020/wordml/sdtdatahash" xmlns:w16sdtfl="http://schemas.microsoft.com/office/word/2024/wordml/sdtformatlock" xmlns:w16se="http://schemas.microsoft.com/office/word/2015/wordml/symex" xmlns:w16du="http://schemas.microsoft.com/office/word/2023/wordml/word16du" xmlns:wne="http://schemas.microsoft.com/office/word/2006/wordml" mc:Ignorable="w14 w15 w16se w16cid w16 w16cex w16sdtdh w16sdtfl w16du wp14">
   <w:abstractNum w:abstractNumId="0" w15:restartNumberingAfterBreak="0">
+    <w:nsid w:val="13B071E9"/>
+    <w:multiLevelType w:val="hybridMultilevel"/>
+    <w:tmpl w:val="6C628012"/>
+    <w:lvl w:ilvl="0" w:tplc="0809000F">
+      <w:start w:val="1"/>
+      <w:numFmt w:val="decimal"/>
+      <w:lvlText w:val="%1."/>
+      <w:lvlJc w:val="left"/>
+      <w:pPr>
+        <w:ind w:left="720" w:hanging="360"/>
+      </w:pPr>
+      <w:rPr>
+        <w:rFonts w:hint="default"/>
+      </w:rPr>
+    </w:lvl>
+    <w:lvl w:ilvl="1" w:tplc="08090019">
+      <w:start w:val="1"/>
+      <w:numFmt w:val="lowerLetter"/>
+      <w:lvlText w:val="%2."/>
+      <w:lvlJc w:val="left"/>
+      <w:pPr>
+        <w:ind w:left="1440" w:hanging="360"/>
+      </w:pPr>
+    </w:lvl>
+    <w:lvl w:ilvl="2" w:tplc="0809001B" w:tentative="1">
+      <w:start w:val="1"/>
+      <w:numFmt w:val="lowerRoman"/>
+      <w:lvlText w:val="%3."/>
+      <w:lvlJc w:val="right"/>
+      <w:pPr>
+        <w:ind w:left="2160" w:hanging="180"/>
+      </w:pPr>
+    </w:lvl>
+    <w:lvl w:ilvl="3" w:tplc="0809000F" w:tentative="1">
+      <w:start w:val="1"/>
+      <w:numFmt w:val="decimal"/>
+      <w:lvlText w:val="%4."/>
+      <w:lvlJc w:val="left"/>
+      <w:pPr>
+        <w:ind w:left="2880" w:hanging="360"/>
+      </w:pPr>
+    </w:lvl>
+    <w:lvl w:ilvl="4" w:tplc="08090019" w:tentative="1">
+      <w:start w:val="1"/>
+      <w:numFmt w:val="lowerLetter"/>
+      <w:lvlText w:val="%5."/>
+      <w:lvlJc w:val="left"/>
+      <w:pPr>
+        <w:ind w:left="3600" w:hanging="360"/>
+      </w:pPr>
+    </w:lvl>
+    <w:lvl w:ilvl="5" w:tplc="0809001B" w:tentative="1">
+      <w:start w:val="1"/>
+      <w:numFmt w:val="lowerRoman"/>
+      <w:lvlText w:val="%6."/>
+      <w:lvlJc w:val="right"/>
+      <w:pPr>
+        <w:ind w:left="4320" w:hanging="180"/>
+      </w:pPr>
+    </w:lvl>
+    <w:lvl w:ilvl="6" w:tplc="0809000F" w:tentative="1">
+      <w:start w:val="1"/>
+      <w:numFmt w:val="decimal"/>
+      <w:lvlText w:val="%7."/>
+      <w:lvlJc w:val="left"/>
+      <w:pPr>
+        <w:ind w:left="5040" w:hanging="360"/>
+      </w:pPr>
+    </w:lvl>
+    <w:lvl w:ilvl="7" w:tplc="08090019" w:tentative="1">
+      <w:start w:val="1"/>
+      <w:numFmt w:val="lowerLetter"/>
+      <w:lvlText w:val="%8."/>
+      <w:lvlJc w:val="left"/>
+      <w:pPr>
+        <w:ind w:left="5760" w:hanging="360"/>
+      </w:pPr>
+    </w:lvl>
+    <w:lvl w:ilvl="8" w:tplc="0809001B" w:tentative="1">
+      <w:start w:val="1"/>
+      <w:numFmt w:val="lowerRoman"/>
+      <w:lvlText w:val="%9."/>
+      <w:lvlJc w:val="right"/>
+      <w:pPr>
+        <w:ind w:left="6480" w:hanging="180"/>
+      </w:pPr>
+    </w:lvl>
+  </w:abstractNum>
+  <w:abstractNum w:abstractNumId="1" w15:restartNumberingAfterBreak="0">
     <w:nsid w:val="2A1221BB"/>
     <w:multiLevelType w:val="hybridMultilevel"/>
     <w:tmpl w:val="7E0CF6CC"/>
@@ -291,7 +620,7 @@
       </w:rPr>
     </w:lvl>
   </w:abstractNum>
-  <w:abstractNum w:abstractNumId="1" w15:restartNumberingAfterBreak="0">
+  <w:abstractNum w:abstractNumId="2" w15:restartNumberingAfterBreak="0">
     <w:nsid w:val="692B5E95"/>
     <w:multiLevelType w:val="hybridMultilevel"/>
     <w:tmpl w:val="6AD03B7C"/>
@@ -404,7 +733,7 @@
       </w:rPr>
     </w:lvl>
   </w:abstractNum>
-  <w:abstractNum w:abstractNumId="2" w15:restartNumberingAfterBreak="0">
+  <w:abstractNum w:abstractNumId="3" w15:restartNumberingAfterBreak="0">
     <w:nsid w:val="746A5C0A"/>
     <w:multiLevelType w:val="hybridMultilevel"/>
     <w:tmpl w:val="50DEA51A"/>
@@ -518,13 +847,16 @@
     </w:lvl>
   </w:abstractNum>
   <w:num w:numId="1" w16cid:durableId="853226515">
+    <w:abstractNumId w:val="3"/>
+  </w:num>
+  <w:num w:numId="2" w16cid:durableId="1597787845">
+    <w:abstractNumId w:val="1"/>
+  </w:num>
+  <w:num w:numId="3" w16cid:durableId="1477526337">
     <w:abstractNumId w:val="2"/>
   </w:num>
-  <w:num w:numId="2" w16cid:durableId="1597787845">
+  <w:num w:numId="4" w16cid:durableId="230386996">
     <w:abstractNumId w:val="0"/>
-  </w:num>
-  <w:num w:numId="3" w16cid:durableId="1477526337">
-    <w:abstractNumId w:val="1"/>
   </w:num>
 </w:numbering>
 </file>

--- a/write_up/drafts/4_results/results_plan.docx
+++ b/write_up/drafts/4_results/results_plan.docx
@@ -231,28 +231,7 @@
         </w:numPr>
       </w:pPr>
       <w:r>
-        <w:t xml:space="preserve">Calu-3 </w:t>
-      </w:r>
-      <w:r>
-        <w:t xml:space="preserve">and primary </w:t>
-      </w:r>
-      <w:r>
-        <w:t>cell</w:t>
-      </w:r>
-      <w:r>
-        <w:t xml:space="preserve"> EVs</w:t>
-      </w:r>
-      <w:r>
-        <w:t xml:space="preserve"> </w:t>
-      </w:r>
-      <w:r>
-        <w:t>present</w:t>
-      </w:r>
-      <w:r>
-        <w:t xml:space="preserve"> different RNA composition</w:t>
-      </w:r>
-      <w:r>
-        <w:t>s</w:t>
+        <w:t>High protease exposure samples exhibit altered sequencing output signature</w:t>
       </w:r>
     </w:p>
     <w:p>
@@ -264,7 +243,18 @@
         </w:numPr>
       </w:pPr>
       <w:r>
-        <w:t>Figure = RNA composition</w:t>
+        <w:t>Sup</w:t>
+      </w:r>
+      <w:r>
+        <w:t xml:space="preserve">plementary figure = QC data (quality, </w:t>
+      </w:r>
+      <w:proofErr w:type="spellStart"/>
+      <w:r>
+        <w:t>gc</w:t>
+      </w:r>
+      <w:proofErr w:type="spellEnd"/>
+      <w:r>
+        <w:t xml:space="preserve"> content, lengths)</w:t>
       </w:r>
     </w:p>
     <w:p>
@@ -276,19 +266,141 @@
         </w:numPr>
       </w:pPr>
       <w:r>
-        <w:t xml:space="preserve">Supplementary figure = QC data (quality and read counts </w:t>
-      </w:r>
-      <w:r>
-        <w:t>[</w:t>
-      </w:r>
-      <w:r>
-        <w:t>and lengths</w:t>
-      </w:r>
-      <w:r>
-        <w:t>?]</w:t>
-      </w:r>
-      <w:r>
-        <w:t>)</w:t>
+        <w:t>Content</w:t>
+      </w:r>
+      <w:r>
+        <w:t>:</w:t>
+      </w:r>
+    </w:p>
+    <w:p>
+      <w:pPr>
+        <w:pStyle w:val="ListParagraph"/>
+        <w:numPr>
+          <w:ilvl w:val="2"/>
+          <w:numId w:val="4"/>
+        </w:numPr>
+      </w:pPr>
+      <w:r>
+        <w:t>QC data</w:t>
+      </w:r>
+    </w:p>
+    <w:p>
+      <w:pPr>
+        <w:pStyle w:val="ListParagraph"/>
+        <w:numPr>
+          <w:ilvl w:val="3"/>
+          <w:numId w:val="4"/>
+        </w:numPr>
+      </w:pPr>
+      <w:r>
+        <w:t>Read counts (library size?)</w:t>
+      </w:r>
+    </w:p>
+    <w:p>
+      <w:pPr>
+        <w:pStyle w:val="ListParagraph"/>
+        <w:numPr>
+          <w:ilvl w:val="3"/>
+          <w:numId w:val="4"/>
+        </w:numPr>
+      </w:pPr>
+      <w:r>
+        <w:t>Quality</w:t>
+      </w:r>
+    </w:p>
+    <w:p>
+      <w:pPr>
+        <w:pStyle w:val="ListParagraph"/>
+        <w:numPr>
+          <w:ilvl w:val="3"/>
+          <w:numId w:val="4"/>
+        </w:numPr>
+      </w:pPr>
+      <w:r>
+        <w:t>GC content (protease 24 different to rest)</w:t>
+      </w:r>
+    </w:p>
+    <w:p>
+      <w:pPr>
+        <w:pStyle w:val="ListParagraph"/>
+        <w:numPr>
+          <w:ilvl w:val="3"/>
+          <w:numId w:val="4"/>
+        </w:numPr>
+      </w:pPr>
+      <w:r>
+        <w:t>Adapter contamination</w:t>
+      </w:r>
+    </w:p>
+    <w:p>
+      <w:pPr>
+        <w:pStyle w:val="ListParagraph"/>
+        <w:numPr>
+          <w:ilvl w:val="4"/>
+          <w:numId w:val="4"/>
+        </w:numPr>
+      </w:pPr>
+      <w:r>
+        <w:t>“</w:t>
+      </w:r>
+      <w:r>
+        <w:t>No samples found with any adapter contamination &gt; 0.1%</w:t>
+      </w:r>
+      <w:r>
+        <w:t xml:space="preserve">” – </w:t>
+      </w:r>
+      <w:proofErr w:type="spellStart"/>
+      <w:r>
+        <w:t>multiqc</w:t>
+      </w:r>
+      <w:proofErr w:type="spellEnd"/>
+      <w:r>
+        <w:t xml:space="preserve"> report</w:t>
+      </w:r>
+    </w:p>
+    <w:p>
+      <w:pPr>
+        <w:pStyle w:val="ListParagraph"/>
+        <w:numPr>
+          <w:ilvl w:val="3"/>
+          <w:numId w:val="4"/>
+        </w:numPr>
+      </w:pPr>
+      <w:r>
+        <w:lastRenderedPageBreak/>
+        <w:t xml:space="preserve">Sequence length (peak at 21 in all samples excluding dose24 protease – is this a </w:t>
+      </w:r>
+      <w:proofErr w:type="gramStart"/>
+      <w:r>
+        <w:t>really commonly</w:t>
+      </w:r>
+      <w:proofErr w:type="gramEnd"/>
+      <w:r>
+        <w:t xml:space="preserve"> expressed miRNA?)</w:t>
+      </w:r>
+    </w:p>
+    <w:p>
+      <w:pPr>
+        <w:pStyle w:val="ListParagraph"/>
+        <w:numPr>
+          <w:ilvl w:val="3"/>
+          <w:numId w:val="4"/>
+        </w:numPr>
+      </w:pPr>
+      <w:r>
+        <w:t>Sequence duplication levels (dose24 is different to rest)</w:t>
+      </w:r>
+    </w:p>
+    <w:p>
+      <w:pPr>
+        <w:pStyle w:val="ListParagraph"/>
+        <w:numPr>
+          <w:ilvl w:val="3"/>
+          <w:numId w:val="4"/>
+        </w:numPr>
+      </w:pPr>
+      <w:r>
+        <w:t>RNA categories plot shows much higher levels of rRNA for dose24 than other samples</w:t>
       </w:r>
     </w:p>
     <w:p>
@@ -300,16 +412,28 @@
         </w:numPr>
       </w:pPr>
       <w:r>
-        <w:t>EV miRNA expression profile</w:t>
+        <w:t xml:space="preserve">Calu-3 </w:t>
+      </w:r>
+      <w:r>
+        <w:t xml:space="preserve">and primary </w:t>
+      </w:r>
+      <w:r>
+        <w:t>cell</w:t>
+      </w:r>
+      <w:r>
+        <w:t xml:space="preserve"> EVs</w:t>
       </w:r>
       <w:r>
         <w:t xml:space="preserve"> </w:t>
       </w:r>
       <w:r>
-        <w:t>differs following a</w:t>
-      </w:r>
-      <w:r>
-        <w:t xml:space="preserve">llergen exposure </w:t>
+        <w:t>present</w:t>
+      </w:r>
+      <w:r>
+        <w:t xml:space="preserve"> different RNA composition</w:t>
+      </w:r>
+      <w:r>
+        <w:t>s</w:t>
       </w:r>
     </w:p>
     <w:p>
@@ -321,7 +445,7 @@
         </w:numPr>
       </w:pPr>
       <w:r>
-        <w:t>Figure = DE results</w:t>
+        <w:t>Figure = RNA composition</w:t>
       </w:r>
     </w:p>
     <w:p>
@@ -333,7 +457,34 @@
         </w:numPr>
       </w:pPr>
       <w:r>
-        <w:t>Table = List of sig DE miRNAs</w:t>
+        <w:t>Content</w:t>
+      </w:r>
+      <w:r>
+        <w:t>:</w:t>
+      </w:r>
+    </w:p>
+    <w:p>
+      <w:pPr>
+        <w:pStyle w:val="ListParagraph"/>
+        <w:numPr>
+          <w:ilvl w:val="2"/>
+          <w:numId w:val="4"/>
+        </w:numPr>
+      </w:pPr>
+      <w:r>
+        <w:t>RNA categories plot analysis</w:t>
+      </w:r>
+    </w:p>
+    <w:p>
+      <w:pPr>
+        <w:pStyle w:val="ListParagraph"/>
+        <w:numPr>
+          <w:ilvl w:val="2"/>
+          <w:numId w:val="4"/>
+        </w:numPr>
+      </w:pPr>
+      <w:r>
+        <w:t>Boxplot analysis</w:t>
       </w:r>
     </w:p>
     <w:p>
@@ -345,16 +496,13 @@
         </w:numPr>
       </w:pPr>
       <w:r>
-        <w:t>Automated p</w:t>
-      </w:r>
-      <w:r>
-        <w:t xml:space="preserve">athway enrichment analysis </w:t>
-      </w:r>
-      <w:r>
-        <w:t>methods</w:t>
-      </w:r>
-      <w:r>
-        <w:t xml:space="preserve"> lack consensus</w:t>
+        <w:t>EV miRNA expression profile</w:t>
+      </w:r>
+      <w:r>
+        <w:t xml:space="preserve"> </w:t>
+      </w:r>
+      <w:r>
+        <w:t xml:space="preserve">differs following allergen exposure </w:t>
       </w:r>
     </w:p>
     <w:p>
@@ -366,10 +514,19 @@
         </w:numPr>
       </w:pPr>
       <w:r>
-        <w:t>Figure = FE validation</w:t>
-      </w:r>
-      <w:r>
-        <w:t xml:space="preserve"> (01_protease only)</w:t>
+        <w:t>Figure = DE results</w:t>
+      </w:r>
+    </w:p>
+    <w:p>
+      <w:pPr>
+        <w:pStyle w:val="ListParagraph"/>
+        <w:numPr>
+          <w:ilvl w:val="1"/>
+          <w:numId w:val="4"/>
+        </w:numPr>
+      </w:pPr>
+      <w:r>
+        <w:t>Table = List of sig DE miRNAs</w:t>
       </w:r>
     </w:p>
     <w:p>
@@ -381,31 +538,62 @@
         </w:numPr>
       </w:pPr>
       <w:r>
-        <w:t xml:space="preserve">Pathway enrichment analysis following HDM and dog allergen exposure </w:t>
-      </w:r>
-    </w:p>
-    <w:p>
-      <w:r>
-        <w:lastRenderedPageBreak/>
-        <w:t xml:space="preserve">[need to re-run analysis pipelines to get </w:t>
-      </w:r>
-      <w:proofErr w:type="gramStart"/>
-      <w:r>
-        <w:t>final results</w:t>
-      </w:r>
-      <w:proofErr w:type="gramEnd"/>
-      <w:r>
-        <w:t xml:space="preserve"> to be written up – run 03 is most </w:t>
-      </w:r>
-      <w:proofErr w:type="gramStart"/>
-      <w:r>
-        <w:t>up-to-date</w:t>
-      </w:r>
-      <w:proofErr w:type="gramEnd"/>
-      <w:r>
-        <w:t>]</w:t>
-      </w:r>
-    </w:p>
+        <w:t>Automated p</w:t>
+      </w:r>
+      <w:r>
+        <w:t xml:space="preserve">athway enrichment analysis </w:t>
+      </w:r>
+      <w:r>
+        <w:t>methods</w:t>
+      </w:r>
+      <w:r>
+        <w:t xml:space="preserve"> lack consensus</w:t>
+      </w:r>
+    </w:p>
+    <w:p>
+      <w:pPr>
+        <w:pStyle w:val="ListParagraph"/>
+        <w:numPr>
+          <w:ilvl w:val="1"/>
+          <w:numId w:val="4"/>
+        </w:numPr>
+      </w:pPr>
+      <w:r>
+        <w:t>Figure = FE validation</w:t>
+      </w:r>
+      <w:r>
+        <w:t xml:space="preserve"> (01_protease only)</w:t>
+      </w:r>
+    </w:p>
+    <w:p>
+      <w:pPr>
+        <w:pStyle w:val="ListParagraph"/>
+        <w:numPr>
+          <w:ilvl w:val="0"/>
+          <w:numId w:val="4"/>
+        </w:numPr>
+      </w:pPr>
+      <w:r>
+        <w:t>Pathway enrichment analysis following HDM and dog allergen exposure</w:t>
+      </w:r>
+    </w:p>
+    <w:p>
+      <w:r>
+        <w:t xml:space="preserve">[talk about </w:t>
+      </w:r>
+      <w:proofErr w:type="spellStart"/>
+      <w:r>
+        <w:t>tamirna</w:t>
+      </w:r>
+      <w:proofErr w:type="spellEnd"/>
+      <w:r>
+        <w:t xml:space="preserve"> somewhere. Maybe discussion?]</w:t>
+      </w:r>
+      <w:r>
+        <w:t xml:space="preserve"> </w:t>
+      </w:r>
+    </w:p>
+    <w:p/>
     <w:sectPr>
       <w:pgSz w:w="11906" w:h="16838"/>
       <w:pgMar w:top="1440" w:right="1440" w:bottom="1440" w:left="1440" w:header="708" w:footer="708" w:gutter="0"/>
@@ -443,7 +631,7 @@
         <w:ind w:left="1440" w:hanging="360"/>
       </w:pPr>
     </w:lvl>
-    <w:lvl w:ilvl="2" w:tplc="0809001B" w:tentative="1">
+    <w:lvl w:ilvl="2" w:tplc="0809001B">
       <w:start w:val="1"/>
       <w:numFmt w:val="lowerRoman"/>
       <w:lvlText w:val="%3."/>
@@ -452,7 +640,7 @@
         <w:ind w:left="2160" w:hanging="180"/>
       </w:pPr>
     </w:lvl>
-    <w:lvl w:ilvl="3" w:tplc="0809000F" w:tentative="1">
+    <w:lvl w:ilvl="3" w:tplc="0809000F">
       <w:start w:val="1"/>
       <w:numFmt w:val="decimal"/>
       <w:lvlText w:val="%4."/>
@@ -461,7 +649,7 @@
         <w:ind w:left="2880" w:hanging="360"/>
       </w:pPr>
     </w:lvl>
-    <w:lvl w:ilvl="4" w:tplc="08090019" w:tentative="1">
+    <w:lvl w:ilvl="4" w:tplc="08090019">
       <w:start w:val="1"/>
       <w:numFmt w:val="lowerLetter"/>
       <w:lvlText w:val="%5."/>

--- a/write_up/drafts/4_results/results_plan.docx
+++ b/write_up/drafts/4_results/results_plan.docx
@@ -243,10 +243,7 @@
         </w:numPr>
       </w:pPr>
       <w:r>
-        <w:t>Sup</w:t>
-      </w:r>
-      <w:r>
-        <w:t xml:space="preserve">plementary figure = QC data (quality, </w:t>
+        <w:t xml:space="preserve">Supplementary figure = QC data (quality, </w:t>
       </w:r>
       <w:proofErr w:type="spellStart"/>
       <w:r>
@@ -261,15 +258,55 @@
       <w:pPr>
         <w:pStyle w:val="ListParagraph"/>
         <w:numPr>
+          <w:ilvl w:val="2"/>
+          <w:numId w:val="4"/>
+        </w:numPr>
+      </w:pPr>
+      <w:r>
+        <w:t>Recreate length plot with the dose 24 traces coloured differently</w:t>
+      </w:r>
+    </w:p>
+    <w:p>
+      <w:pPr>
+        <w:pStyle w:val="ListParagraph"/>
+        <w:numPr>
+          <w:ilvl w:val="2"/>
+          <w:numId w:val="4"/>
+        </w:numPr>
+      </w:pPr>
+      <w:r>
+        <w:t>Should include this as a main figure as it is pertinent to the results?</w:t>
+      </w:r>
+      <w:r>
+        <w:t xml:space="preserve"> Could combine it with section 2 (</w:t>
+      </w:r>
+      <w:proofErr w:type="spellStart"/>
+      <w:r>
+        <w:t>rna</w:t>
+      </w:r>
+      <w:proofErr w:type="spellEnd"/>
+      <w:r>
+        <w:t xml:space="preserve"> composition) figure as they will both include the </w:t>
+      </w:r>
+      <w:proofErr w:type="spellStart"/>
+      <w:r>
+        <w:t>rna</w:t>
+      </w:r>
+      <w:proofErr w:type="spellEnd"/>
+      <w:r>
+        <w:t xml:space="preserve"> category plot</w:t>
+      </w:r>
+    </w:p>
+    <w:p>
+      <w:pPr>
+        <w:pStyle w:val="ListParagraph"/>
+        <w:numPr>
           <w:ilvl w:val="1"/>
           <w:numId w:val="4"/>
         </w:numPr>
       </w:pPr>
       <w:r>
-        <w:t>Content</w:t>
-      </w:r>
-      <w:r>
-        <w:t>:</w:t>
+        <w:t>Content:</w:t>
       </w:r>
     </w:p>
     <w:p>
@@ -293,6 +330,221 @@
         </w:numPr>
       </w:pPr>
       <w:r>
+        <w:t>Quality</w:t>
+      </w:r>
+    </w:p>
+    <w:p>
+      <w:pPr>
+        <w:pStyle w:val="ListParagraph"/>
+        <w:numPr>
+          <w:ilvl w:val="3"/>
+          <w:numId w:val="4"/>
+        </w:numPr>
+      </w:pPr>
+      <w:r>
+        <w:t>GC content (protease 24 different to rest)</w:t>
+      </w:r>
+    </w:p>
+    <w:p>
+      <w:pPr>
+        <w:pStyle w:val="ListParagraph"/>
+        <w:numPr>
+          <w:ilvl w:val="3"/>
+          <w:numId w:val="4"/>
+        </w:numPr>
+      </w:pPr>
+      <w:r>
+        <w:lastRenderedPageBreak/>
+        <w:t>Adapter contamination</w:t>
+      </w:r>
+      <w:r>
+        <w:t xml:space="preserve"> (is this necessary to include? Not sure it fits with the narrative of dose24 being different)</w:t>
+      </w:r>
+    </w:p>
+    <w:p>
+      <w:pPr>
+        <w:pStyle w:val="ListParagraph"/>
+        <w:numPr>
+          <w:ilvl w:val="4"/>
+          <w:numId w:val="4"/>
+        </w:numPr>
+      </w:pPr>
+      <w:r>
+        <w:t>“</w:t>
+      </w:r>
+      <w:r>
+        <w:t>No samples found with any adapter contamination &gt; 0.1%</w:t>
+      </w:r>
+      <w:r>
+        <w:t xml:space="preserve">” – </w:t>
+      </w:r>
+      <w:proofErr w:type="spellStart"/>
+      <w:r>
+        <w:t>multiqc</w:t>
+      </w:r>
+      <w:proofErr w:type="spellEnd"/>
+      <w:r>
+        <w:t xml:space="preserve"> report</w:t>
+      </w:r>
+    </w:p>
+    <w:p>
+      <w:pPr>
+        <w:pStyle w:val="ListParagraph"/>
+        <w:numPr>
+          <w:ilvl w:val="3"/>
+          <w:numId w:val="4"/>
+        </w:numPr>
+      </w:pPr>
+      <w:r>
+        <w:t xml:space="preserve">Sequence length (peak at </w:t>
+      </w:r>
+      <w:r>
+        <w:t xml:space="preserve">18 in </w:t>
+      </w:r>
+      <w:r>
+        <w:t xml:space="preserve">dose24 </w:t>
+      </w:r>
+      <w:r>
+        <w:t>samples</w:t>
+      </w:r>
+      <w:r>
+        <w:t xml:space="preserve"> – is this a </w:t>
+      </w:r>
+      <w:proofErr w:type="gramStart"/>
+      <w:r>
+        <w:t>really commonly</w:t>
+      </w:r>
+      <w:proofErr w:type="gramEnd"/>
+      <w:r>
+        <w:t xml:space="preserve"> expressed miRNA?)</w:t>
+      </w:r>
+    </w:p>
+    <w:p>
+      <w:pPr>
+        <w:pStyle w:val="ListParagraph"/>
+        <w:numPr>
+          <w:ilvl w:val="3"/>
+          <w:numId w:val="4"/>
+        </w:numPr>
+      </w:pPr>
+      <w:r>
+        <w:t>Sequence duplication levels (dose24 is different to rest)</w:t>
+      </w:r>
+    </w:p>
+    <w:p>
+      <w:pPr>
+        <w:pStyle w:val="ListParagraph"/>
+        <w:numPr>
+          <w:ilvl w:val="4"/>
+          <w:numId w:val="4"/>
+        </w:numPr>
+      </w:pPr>
+      <w:r>
+        <w:t>Much higher levels of sequence duplication (10k+ region)</w:t>
+      </w:r>
+    </w:p>
+    <w:p>
+      <w:pPr>
+        <w:pStyle w:val="ListParagraph"/>
+        <w:numPr>
+          <w:ilvl w:val="3"/>
+          <w:numId w:val="4"/>
+        </w:numPr>
+      </w:pPr>
+      <w:r>
+        <w:t>RNA categories plot shows much higher levels of rRNA for dose24 than other samples</w:t>
+      </w:r>
+    </w:p>
+    <w:p>
+      <w:pPr>
+        <w:pStyle w:val="ListParagraph"/>
+        <w:numPr>
+          <w:ilvl w:val="0"/>
+          <w:numId w:val="4"/>
+        </w:numPr>
+      </w:pPr>
+      <w:r>
+        <w:t xml:space="preserve">Calu-3 </w:t>
+      </w:r>
+      <w:r>
+        <w:t xml:space="preserve">and primary </w:t>
+      </w:r>
+      <w:r>
+        <w:t>cell</w:t>
+      </w:r>
+      <w:r>
+        <w:t xml:space="preserve"> EVs</w:t>
+      </w:r>
+      <w:r>
+        <w:t xml:space="preserve"> </w:t>
+      </w:r>
+      <w:r>
+        <w:t>present</w:t>
+      </w:r>
+      <w:r>
+        <w:t xml:space="preserve"> different RNA composition</w:t>
+      </w:r>
+      <w:r>
+        <w:t>s</w:t>
+      </w:r>
+    </w:p>
+    <w:p>
+      <w:pPr>
+        <w:pStyle w:val="ListParagraph"/>
+        <w:numPr>
+          <w:ilvl w:val="1"/>
+          <w:numId w:val="4"/>
+        </w:numPr>
+      </w:pPr>
+      <w:r>
+        <w:t>Figure = RNA composition</w:t>
+      </w:r>
+    </w:p>
+    <w:p>
+      <w:pPr>
+        <w:pStyle w:val="ListParagraph"/>
+        <w:numPr>
+          <w:ilvl w:val="1"/>
+          <w:numId w:val="4"/>
+        </w:numPr>
+      </w:pPr>
+      <w:r>
+        <w:t>Content:</w:t>
+      </w:r>
+    </w:p>
+    <w:p>
+      <w:pPr>
+        <w:pStyle w:val="ListParagraph"/>
+        <w:numPr>
+          <w:ilvl w:val="2"/>
+          <w:numId w:val="4"/>
+        </w:numPr>
+      </w:pPr>
+      <w:r>
+        <w:t>RNA categories plot analysis</w:t>
+      </w:r>
+    </w:p>
+    <w:p>
+      <w:pPr>
+        <w:pStyle w:val="ListParagraph"/>
+        <w:numPr>
+          <w:ilvl w:val="2"/>
+          <w:numId w:val="4"/>
+        </w:numPr>
+      </w:pPr>
+      <w:r>
+        <w:t>Boxplot analysis</w:t>
+      </w:r>
+    </w:p>
+    <w:p>
+      <w:pPr>
+        <w:pStyle w:val="ListParagraph"/>
+        <w:numPr>
+          <w:ilvl w:val="2"/>
+          <w:numId w:val="4"/>
+        </w:numPr>
+      </w:pPr>
+      <w:r>
         <w:t>Read counts (library size?)</w:t>
       </w:r>
     </w:p>
@@ -305,187 +557,17 @@
         </w:numPr>
       </w:pPr>
       <w:r>
-        <w:t>Quality</w:t>
-      </w:r>
-    </w:p>
-    <w:p>
-      <w:pPr>
-        <w:pStyle w:val="ListParagraph"/>
-        <w:numPr>
-          <w:ilvl w:val="3"/>
-          <w:numId w:val="4"/>
-        </w:numPr>
-      </w:pPr>
-      <w:r>
-        <w:t>GC content (protease 24 different to rest)</w:t>
-      </w:r>
-    </w:p>
-    <w:p>
-      <w:pPr>
-        <w:pStyle w:val="ListParagraph"/>
-        <w:numPr>
-          <w:ilvl w:val="3"/>
-          <w:numId w:val="4"/>
-        </w:numPr>
-      </w:pPr>
-      <w:r>
-        <w:t>Adapter contamination</w:t>
-      </w:r>
-    </w:p>
-    <w:p>
-      <w:pPr>
-        <w:pStyle w:val="ListParagraph"/>
-        <w:numPr>
-          <w:ilvl w:val="4"/>
-          <w:numId w:val="4"/>
-        </w:numPr>
-      </w:pPr>
-      <w:r>
-        <w:t>“</w:t>
-      </w:r>
-      <w:r>
-        <w:t>No samples found with any adapter contamination &gt; 0.1%</w:t>
-      </w:r>
-      <w:r>
-        <w:t xml:space="preserve">” – </w:t>
-      </w:r>
-      <w:proofErr w:type="spellStart"/>
-      <w:r>
-        <w:t>multiqc</w:t>
-      </w:r>
-      <w:proofErr w:type="spellEnd"/>
-      <w:r>
-        <w:t xml:space="preserve"> report</w:t>
-      </w:r>
-    </w:p>
-    <w:p>
-      <w:pPr>
-        <w:pStyle w:val="ListParagraph"/>
-        <w:numPr>
-          <w:ilvl w:val="3"/>
-          <w:numId w:val="4"/>
-        </w:numPr>
-      </w:pPr>
-      <w:r>
-        <w:lastRenderedPageBreak/>
-        <w:t xml:space="preserve">Sequence length (peak at 21 in all samples excluding dose24 protease – is this a </w:t>
-      </w:r>
-      <w:proofErr w:type="gramStart"/>
-      <w:r>
-        <w:t>really commonly</w:t>
-      </w:r>
-      <w:proofErr w:type="gramEnd"/>
-      <w:r>
-        <w:t xml:space="preserve"> expressed miRNA?)</w:t>
-      </w:r>
-    </w:p>
-    <w:p>
-      <w:pPr>
-        <w:pStyle w:val="ListParagraph"/>
-        <w:numPr>
-          <w:ilvl w:val="3"/>
-          <w:numId w:val="4"/>
-        </w:numPr>
-      </w:pPr>
-      <w:r>
-        <w:t>Sequence duplication levels (dose24 is different to rest)</w:t>
-      </w:r>
-    </w:p>
-    <w:p>
-      <w:pPr>
-        <w:pStyle w:val="ListParagraph"/>
-        <w:numPr>
-          <w:ilvl w:val="3"/>
-          <w:numId w:val="4"/>
-        </w:numPr>
-      </w:pPr>
-      <w:r>
-        <w:t>RNA categories plot shows much higher levels of rRNA for dose24 than other samples</w:t>
-      </w:r>
-    </w:p>
-    <w:p>
-      <w:pPr>
-        <w:pStyle w:val="ListParagraph"/>
-        <w:numPr>
-          <w:ilvl w:val="0"/>
-          <w:numId w:val="4"/>
-        </w:numPr>
-      </w:pPr>
-      <w:r>
-        <w:t xml:space="preserve">Calu-3 </w:t>
-      </w:r>
-      <w:r>
-        <w:t xml:space="preserve">and primary </w:t>
-      </w:r>
-      <w:r>
-        <w:t>cell</w:t>
-      </w:r>
-      <w:r>
-        <w:t xml:space="preserve"> EVs</w:t>
-      </w:r>
-      <w:r>
-        <w:t xml:space="preserve"> </w:t>
-      </w:r>
-      <w:r>
-        <w:t>present</w:t>
-      </w:r>
-      <w:r>
-        <w:t xml:space="preserve"> different RNA composition</w:t>
-      </w:r>
-      <w:r>
-        <w:t>s</w:t>
-      </w:r>
-    </w:p>
-    <w:p>
-      <w:pPr>
-        <w:pStyle w:val="ListParagraph"/>
-        <w:numPr>
-          <w:ilvl w:val="1"/>
-          <w:numId w:val="4"/>
-        </w:numPr>
-      </w:pPr>
-      <w:r>
-        <w:t>Figure = RNA composition</w:t>
-      </w:r>
-    </w:p>
-    <w:p>
-      <w:pPr>
-        <w:pStyle w:val="ListParagraph"/>
-        <w:numPr>
-          <w:ilvl w:val="1"/>
-          <w:numId w:val="4"/>
-        </w:numPr>
-      </w:pPr>
-      <w:r>
-        <w:t>Content</w:t>
-      </w:r>
-      <w:r>
-        <w:t>:</w:t>
-      </w:r>
-    </w:p>
-    <w:p>
-      <w:pPr>
-        <w:pStyle w:val="ListParagraph"/>
-        <w:numPr>
-          <w:ilvl w:val="2"/>
-          <w:numId w:val="4"/>
-        </w:numPr>
-      </w:pPr>
-      <w:r>
-        <w:t>RNA categories plot analysis</w:t>
-      </w:r>
-    </w:p>
-    <w:p>
-      <w:pPr>
-        <w:pStyle w:val="ListParagraph"/>
-        <w:numPr>
-          <w:ilvl w:val="2"/>
-          <w:numId w:val="4"/>
-        </w:numPr>
-      </w:pPr>
-      <w:r>
-        <w:t>Boxplot analysis</w:t>
-      </w:r>
+        <w:t>Can say that differences weren’t attributed to library size</w:t>
+      </w:r>
+      <w:r>
+        <w:t xml:space="preserve"> or quality of reads.</w:t>
+      </w:r>
+    </w:p>
+    <w:p>
+      <w:pPr>
+        <w:pStyle w:val="ListParagraph"/>
+        <w:ind w:left="2160"/>
+      </w:pPr>
     </w:p>
     <w:p>
       <w:pPr>

--- a/write_up/drafts/4_results/results_plan.docx
+++ b/write_up/drafts/4_results/results_plan.docx
@@ -214,6 +214,12 @@
     </w:p>
     <w:p/>
     <w:p>
+      <w:pPr>
+        <w:rPr>
+          <w:b/>
+          <w:bCs/>
+        </w:rPr>
+      </w:pPr>
       <w:r>
         <w:rPr>
           <w:b/>
@@ -223,6 +229,11 @@
       </w:r>
     </w:p>
     <w:p>
+      <w:r>
+        <w:t>Intro paragraph saying these are the samples tested et.c?</w:t>
+      </w:r>
+    </w:p>
+    <w:p>
       <w:pPr>
         <w:pStyle w:val="ListParagraph"/>
         <w:numPr>
@@ -342,6 +353,7 @@
         </w:numPr>
       </w:pPr>
       <w:r>
+        <w:lastRenderedPageBreak/>
         <w:t>GC content (protease 24 different to rest)</w:t>
       </w:r>
     </w:p>
@@ -354,7 +366,6 @@
         </w:numPr>
       </w:pPr>
       <w:r>
-        <w:lastRenderedPageBreak/>
         <w:t>Adapter contamination</w:t>
       </w:r>
       <w:r>
@@ -498,6 +509,29 @@
       </w:pPr>
       <w:r>
         <w:t>Figure = RNA composition</w:t>
+      </w:r>
+      <w:r>
+        <w:t xml:space="preserve"> (protease vs dog - all samples)</w:t>
+      </w:r>
+    </w:p>
+    <w:p>
+      <w:pPr>
+        <w:pStyle w:val="ListParagraph"/>
+        <w:numPr>
+          <w:ilvl w:val="1"/>
+          <w:numId w:val="4"/>
+        </w:numPr>
+      </w:pPr>
+      <w:r>
+        <w:t xml:space="preserve">Supplementary figure = RNA composition (dose protease, dose </w:t>
+      </w:r>
+      <w:proofErr w:type="spellStart"/>
+      <w:r>
+        <w:t>hdm_dog</w:t>
+      </w:r>
+      <w:proofErr w:type="spellEnd"/>
+      <w:r>
+        <w:t>)</w:t>
       </w:r>
     </w:p>
     <w:p>

--- a/write_up/drafts/4_results/results_plan.docx
+++ b/write_up/drafts/4_results/results_plan.docx
@@ -230,7 +230,37 @@
     </w:p>
     <w:p>
       <w:r>
-        <w:t>Intro paragraph saying these are the samples tested et.c?</w:t>
+        <w:t xml:space="preserve">Intro paragraph saying these are the samples tested </w:t>
+      </w:r>
+      <w:proofErr w:type="spellStart"/>
+      <w:r>
+        <w:t>et.c</w:t>
+      </w:r>
+      <w:proofErr w:type="spellEnd"/>
+      <w:r>
+        <w:t>?</w:t>
+      </w:r>
+    </w:p>
+    <w:p>
+      <w:pPr>
+        <w:rPr>
+          <w:b/>
+          <w:bCs/>
+        </w:rPr>
+      </w:pPr>
+      <w:r>
+        <w:rPr>
+          <w:b/>
+          <w:bCs/>
+        </w:rPr>
+        <w:t>Results write-up guide: 1. Why? 2. How? 3. What did you find?</w:t>
+      </w:r>
+      <w:r>
+        <w:rPr>
+          <w:b/>
+          <w:bCs/>
+        </w:rPr>
+        <w:t xml:space="preserve"> Why and how are very brief, what you found is the main bit.</w:t>
       </w:r>
     </w:p>
     <w:p>
@@ -242,7 +272,16 @@
         </w:numPr>
       </w:pPr>
       <w:r>
-        <w:t>High protease exposure samples exhibit altered sequencing output signature</w:t>
+        <w:t>High protease exposure samples exhibit</w:t>
+      </w:r>
+      <w:r>
+        <w:t xml:space="preserve"> an</w:t>
+      </w:r>
+      <w:r>
+        <w:t xml:space="preserve"> altered genomic signature</w:t>
+      </w:r>
+      <w:r>
+        <w:t xml:space="preserve"> </w:t>
       </w:r>
     </w:p>
     <w:p>
@@ -329,6 +368,7 @@
         </w:numPr>
       </w:pPr>
       <w:r>
+        <w:lastRenderedPageBreak/>
         <w:t>QC data</w:t>
       </w:r>
     </w:p>
@@ -353,7 +393,6 @@
         </w:numPr>
       </w:pPr>
       <w:r>
-        <w:lastRenderedPageBreak/>
         <w:t>GC content (protease 24 different to rest)</w:t>
       </w:r>
     </w:p>
@@ -498,6 +537,9 @@
       <w:r>
         <w:t>s</w:t>
       </w:r>
+      <w:r>
+        <w:t xml:space="preserve"> </w:t>
+      </w:r>
     </w:p>
     <w:p>
       <w:pPr>
@@ -691,6 +733,9 @@
       </w:pPr>
       <w:r>
         <w:t>Pathway enrichment analysis following HDM and dog allergen exposure</w:t>
+      </w:r>
+      <w:r>
+        <w:t xml:space="preserve"> </w:t>
       </w:r>
     </w:p>
     <w:p>

--- a/write_up/drafts/4_results/results_plan.docx
+++ b/write_up/drafts/4_results/results_plan.docx
@@ -1,6 +1,6 @@
 
 <file path=word/document.xml><?xml version="1.0" encoding="utf-8"?>
-<w:document xmlns:wpc="http://schemas.microsoft.com/office/word/2010/wordprocessingCanvas" xmlns:cx="http://schemas.microsoft.com/office/drawing/2014/chartex" xmlns:cx1="http://schemas.microsoft.com/office/drawing/2015/9/8/chartex" xmlns:cx2="http://schemas.microsoft.com/office/drawing/2015/10/21/chartex" xmlns:cx3="http://schemas.microsoft.com/office/drawing/2016/5/9/chartex" xmlns:cx4="http://schemas.microsoft.com/office/drawing/2016/5/10/chartex" xmlns:cx5="http://schemas.microsoft.com/office/drawing/2016/5/11/chartex" xmlns:cx6="http://schemas.microsoft.com/office/drawing/2016/5/12/chartex" xmlns:cx7="http://schemas.microsoft.com/office/drawing/2016/5/13/chartex" xmlns:cx8="http://schemas.microsoft.com/office/drawing/2016/5/14/chartex" xmlns:mc="http://schemas.openxmlformats.org/markup-compatibility/2006" xmlns:m="http://schemas.openxmlformats.org/officeDocument/2006/math" xmlns:aink="http://schemas.microsoft.com/office/drawing/2016/ink" xmlns:am3d="http://schemas.microsoft.com/office/drawing/2017/model3d" xmlns:oel="http://schemas.microsoft.com/office/2019/extlst" xmlns:r="http://schemas.openxmlformats.org/officeDocument/2006/relationships" xmlns:wp14="http://schemas.microsoft.com/office/word/2010/wordprocessingDrawing" xmlns:wp="http://schemas.openxmlformats.org/drawingml/2006/wordprocessingDrawing" xmlns:wpg="http://schemas.microsoft.com/office/word/2010/wordprocessingGroup" xmlns:wpi="http://schemas.microsoft.com/office/word/2010/wordprocessingInk" xmlns:wps="http://schemas.microsoft.com/office/word/2010/wordprocessingShape" xmlns:o="urn:schemas-microsoft-com:office:office" xmlns:v="urn:schemas-microsoft-com:vml" xmlns:w10="urn:schemas-microsoft-com:office:word" xmlns:w="http://schemas.openxmlformats.org/wordprocessingml/2006/main" xmlns:w14="http://schemas.microsoft.com/office/word/2010/wordml" xmlns:w15="http://schemas.microsoft.com/office/word/2012/wordml" xmlns:w16cex="http://schemas.microsoft.com/office/word/2018/wordml/cex" xmlns:w16cid="http://schemas.microsoft.com/office/word/2016/wordml/cid" xmlns:w16="http://schemas.microsoft.com/office/word/2018/wordml" xmlns:w16sdtdh="http://schemas.microsoft.com/office/word/2020/wordml/sdtdatahash" xmlns:w16sdtfl="http://schemas.microsoft.com/office/word/2024/wordml/sdtformatlock" xmlns:w16se="http://schemas.microsoft.com/office/word/2015/wordml/symex" xmlns:w16du="http://schemas.microsoft.com/office/word/2023/wordml/word16du" xmlns:wne="http://schemas.microsoft.com/office/word/2006/wordml" mc:Ignorable="w14 w15 w16se w16cid w16 w16cex w16sdtdh w16sdtfl w16du wp14">
+<w:document xmlns:wpc="http://schemas.microsoft.com/office/word/2010/wordprocessingCanvas" xmlns:cx="http://schemas.microsoft.com/office/drawing/2014/chartex" xmlns:cx1="http://schemas.microsoft.com/office/drawing/2015/9/8/chartex" xmlns:cx2="http://schemas.microsoft.com/office/drawing/2015/10/21/chartex" xmlns:cx3="http://schemas.microsoft.com/office/drawing/2016/5/9/chartex" xmlns:cx4="http://schemas.microsoft.com/office/drawing/2016/5/10/chartex" xmlns:cx5="http://schemas.microsoft.com/office/drawing/2016/5/11/chartex" xmlns:cx6="http://schemas.microsoft.com/office/drawing/2016/5/12/chartex" xmlns:cx7="http://schemas.microsoft.com/office/drawing/2016/5/13/chartex" xmlns:cx8="http://schemas.microsoft.com/office/drawing/2016/5/14/chartex" xmlns:mc="http://schemas.openxmlformats.org/markup-compatibility/2006" xmlns:m="http://schemas.openxmlformats.org/officeDocument/2006/math" xmlns:aink="http://schemas.microsoft.com/office/drawing/2016/ink" xmlns:am3d="http://schemas.microsoft.com/office/drawing/2017/model3d" xmlns:oel="http://schemas.microsoft.com/office/2019/extlst" xmlns:r="http://schemas.openxmlformats.org/officeDocument/2006/relationships" xmlns:wp14="http://schemas.microsoft.com/office/word/2010/wordprocessingDrawing" xmlns:wp="http://schemas.openxmlformats.org/drawingml/2006/wordprocessingDrawing" xmlns:wpg="http://schemas.microsoft.com/office/word/2010/wordprocessingGroup" xmlns:wpi="http://schemas.microsoft.com/office/word/2010/wordprocessingInk" xmlns:wps="http://schemas.microsoft.com/office/word/2010/wordprocessingShape" xmlns:o="urn:schemas-microsoft-com:office:office" xmlns:v="urn:schemas-microsoft-com:vml" xmlns:w10="urn:schemas-microsoft-com:office:word" xmlns:w="http://schemas.openxmlformats.org/wordprocessingml/2006/main" xmlns:w14="http://schemas.microsoft.com/office/word/2010/wordml" xmlns:w15="http://schemas.microsoft.com/office/word/2012/wordml" xmlns:w16cei="http://schemas.microsoft.com/office/word/2026/wordml/cei" xmlns:w16cex="http://schemas.microsoft.com/office/word/2018/wordml/cex" xmlns:w16cid="http://schemas.microsoft.com/office/word/2016/wordml/cid" xmlns:w16="http://schemas.microsoft.com/office/word/2018/wordml" xmlns:w16sdtdh="http://schemas.microsoft.com/office/word/2020/wordml/sdtdatahash" xmlns:w16sdtfl="http://schemas.microsoft.com/office/word/2024/wordml/sdtformatlock" xmlns:w16se="http://schemas.microsoft.com/office/word/2015/wordml/symex" xmlns:w16du="http://schemas.microsoft.com/office/word/2023/wordml/word16du" xmlns:wne="http://schemas.microsoft.com/office/word/2006/wordml" mc:Ignorable="w14 w15 w16se w16cid w16 w16cex w16sdtdh w16sdtfl w16du wp14">
   <w:body>
     <w:p>
       <w:pPr>
@@ -272,16 +272,7 @@
         </w:numPr>
       </w:pPr>
       <w:r>
-        <w:t>High protease exposure samples exhibit</w:t>
-      </w:r>
-      <w:r>
-        <w:t xml:space="preserve"> an</w:t>
-      </w:r>
-      <w:r>
-        <w:t xml:space="preserve"> altered genomic signature</w:t>
-      </w:r>
-      <w:r>
-        <w:t xml:space="preserve"> </w:t>
+        <w:t>High protease exposure replicates exhibit distinct quality-control profiles</w:t>
       </w:r>
     </w:p>
     <w:p>
@@ -766,7 +757,7 @@
 </file>
 
 <file path=word/numbering.xml><?xml version="1.0" encoding="utf-8"?>
-<w:numbering xmlns:wpc="http://schemas.microsoft.com/office/word/2010/wordprocessingCanvas" xmlns:cx="http://schemas.microsoft.com/office/drawing/2014/chartex" xmlns:cx1="http://schemas.microsoft.com/office/drawing/2015/9/8/chartex" xmlns:cx2="http://schemas.microsoft.com/office/drawing/2015/10/21/chartex" xmlns:cx3="http://schemas.microsoft.com/office/drawing/2016/5/9/chartex" xmlns:cx4="http://schemas.microsoft.com/office/drawing/2016/5/10/chartex" xmlns:cx5="http://schemas.microsoft.com/office/drawing/2016/5/11/chartex" xmlns:cx6="http://schemas.microsoft.com/office/drawing/2016/5/12/chartex" xmlns:cx7="http://schemas.microsoft.com/office/drawing/2016/5/13/chartex" xmlns:cx8="http://schemas.microsoft.com/office/drawing/2016/5/14/chartex" xmlns:mc="http://schemas.openxmlformats.org/markup-compatibility/2006" xmlns:m="http://schemas.openxmlformats.org/officeDocument/2006/math" xmlns:aink="http://schemas.microsoft.com/office/drawing/2016/ink" xmlns:am3d="http://schemas.microsoft.com/office/drawing/2017/model3d" xmlns:oel="http://schemas.microsoft.com/office/2019/extlst" xmlns:r="http://schemas.openxmlformats.org/officeDocument/2006/relationships" xmlns:wp14="http://schemas.microsoft.com/office/word/2010/wordprocessingDrawing" xmlns:wp="http://schemas.openxmlformats.org/drawingml/2006/wordprocessingDrawing" xmlns:wpg="http://schemas.microsoft.com/office/word/2010/wordprocessingGroup" xmlns:wpi="http://schemas.microsoft.com/office/word/2010/wordprocessingInk" xmlns:wps="http://schemas.microsoft.com/office/word/2010/wordprocessingShape" xmlns:o="urn:schemas-microsoft-com:office:office" xmlns:v="urn:schemas-microsoft-com:vml" xmlns:w10="urn:schemas-microsoft-com:office:word" xmlns:w="http://schemas.openxmlformats.org/wordprocessingml/2006/main" xmlns:w14="http://schemas.microsoft.com/office/word/2010/wordml" xmlns:w15="http://schemas.microsoft.com/office/word/2012/wordml" xmlns:w16cex="http://schemas.microsoft.com/office/word/2018/wordml/cex" xmlns:w16cid="http://schemas.microsoft.com/office/word/2016/wordml/cid" xmlns:w16="http://schemas.microsoft.com/office/word/2018/wordml" xmlns:w16sdtdh="http://schemas.microsoft.com/office/word/2020/wordml/sdtdatahash" xmlns:w16sdtfl="http://schemas.microsoft.com/office/word/2024/wordml/sdtformatlock" xmlns:w16se="http://schemas.microsoft.com/office/word/2015/wordml/symex" xmlns:w16du="http://schemas.microsoft.com/office/word/2023/wordml/word16du" xmlns:wne="http://schemas.microsoft.com/office/word/2006/wordml" mc:Ignorable="w14 w15 w16se w16cid w16 w16cex w16sdtdh w16sdtfl w16du wp14">
+<w:numbering xmlns:wpc="http://schemas.microsoft.com/office/word/2010/wordprocessingCanvas" xmlns:cx="http://schemas.microsoft.com/office/drawing/2014/chartex" xmlns:cx1="http://schemas.microsoft.com/office/drawing/2015/9/8/chartex" xmlns:cx2="http://schemas.microsoft.com/office/drawing/2015/10/21/chartex" xmlns:cx3="http://schemas.microsoft.com/office/drawing/2016/5/9/chartex" xmlns:cx4="http://schemas.microsoft.com/office/drawing/2016/5/10/chartex" xmlns:cx5="http://schemas.microsoft.com/office/drawing/2016/5/11/chartex" xmlns:cx6="http://schemas.microsoft.com/office/drawing/2016/5/12/chartex" xmlns:cx7="http://schemas.microsoft.com/office/drawing/2016/5/13/chartex" xmlns:cx8="http://schemas.microsoft.com/office/drawing/2016/5/14/chartex" xmlns:mc="http://schemas.openxmlformats.org/markup-compatibility/2006" xmlns:m="http://schemas.openxmlformats.org/officeDocument/2006/math" xmlns:aink="http://schemas.microsoft.com/office/drawing/2016/ink" xmlns:am3d="http://schemas.microsoft.com/office/drawing/2017/model3d" xmlns:oel="http://schemas.microsoft.com/office/2019/extlst" xmlns:r="http://schemas.openxmlformats.org/officeDocument/2006/relationships" xmlns:wp14="http://schemas.microsoft.com/office/word/2010/wordprocessingDrawing" xmlns:wp="http://schemas.openxmlformats.org/drawingml/2006/wordprocessingDrawing" xmlns:wpg="http://schemas.microsoft.com/office/word/2010/wordprocessingGroup" xmlns:wpi="http://schemas.microsoft.com/office/word/2010/wordprocessingInk" xmlns:wps="http://schemas.microsoft.com/office/word/2010/wordprocessingShape" xmlns:o="urn:schemas-microsoft-com:office:office" xmlns:v="urn:schemas-microsoft-com:vml" xmlns:w10="urn:schemas-microsoft-com:office:word" xmlns:w="http://schemas.openxmlformats.org/wordprocessingml/2006/main" xmlns:w14="http://schemas.microsoft.com/office/word/2010/wordml" xmlns:w15="http://schemas.microsoft.com/office/word/2012/wordml" xmlns:w16cei="http://schemas.microsoft.com/office/word/2026/wordml/cei" xmlns:w16cex="http://schemas.microsoft.com/office/word/2018/wordml/cex" xmlns:w16cid="http://schemas.microsoft.com/office/word/2016/wordml/cid" xmlns:w16="http://schemas.microsoft.com/office/word/2018/wordml" xmlns:w16sdtdh="http://schemas.microsoft.com/office/word/2020/wordml/sdtdatahash" xmlns:w16sdtfl="http://schemas.microsoft.com/office/word/2024/wordml/sdtformatlock" xmlns:w16se="http://schemas.microsoft.com/office/word/2015/wordml/symex" xmlns:w16du="http://schemas.microsoft.com/office/word/2023/wordml/word16du" xmlns:wne="http://schemas.microsoft.com/office/word/2006/wordml" mc:Ignorable="w14 w15 w16se w16cid w16 w16cex w16sdtdh w16sdtfl w16du wp14">
   <w:abstractNum w:abstractNumId="0" w15:restartNumberingAfterBreak="0">
     <w:nsid w:val="13B071E9"/>
     <w:multiLevelType w:val="hybridMultilevel"/>
@@ -970,6 +961,95 @@
     </w:lvl>
   </w:abstractNum>
   <w:abstractNum w:abstractNumId="2" w15:restartNumberingAfterBreak="0">
+    <w:nsid w:val="53B6455F"/>
+    <w:multiLevelType w:val="hybridMultilevel"/>
+    <w:tmpl w:val="988010F6"/>
+    <w:lvl w:ilvl="0" w:tplc="0809000F">
+      <w:start w:val="1"/>
+      <w:numFmt w:val="decimal"/>
+      <w:lvlText w:val="%1."/>
+      <w:lvlJc w:val="left"/>
+      <w:pPr>
+        <w:ind w:left="720" w:hanging="360"/>
+      </w:pPr>
+      <w:rPr>
+        <w:rFonts w:hint="default"/>
+      </w:rPr>
+    </w:lvl>
+    <w:lvl w:ilvl="1" w:tplc="08090019" w:tentative="1">
+      <w:start w:val="1"/>
+      <w:numFmt w:val="lowerLetter"/>
+      <w:lvlText w:val="%2."/>
+      <w:lvlJc w:val="left"/>
+      <w:pPr>
+        <w:ind w:left="1440" w:hanging="360"/>
+      </w:pPr>
+    </w:lvl>
+    <w:lvl w:ilvl="2" w:tplc="0809001B" w:tentative="1">
+      <w:start w:val="1"/>
+      <w:numFmt w:val="lowerRoman"/>
+      <w:lvlText w:val="%3."/>
+      <w:lvlJc w:val="right"/>
+      <w:pPr>
+        <w:ind w:left="2160" w:hanging="180"/>
+      </w:pPr>
+    </w:lvl>
+    <w:lvl w:ilvl="3" w:tplc="0809000F" w:tentative="1">
+      <w:start w:val="1"/>
+      <w:numFmt w:val="decimal"/>
+      <w:lvlText w:val="%4."/>
+      <w:lvlJc w:val="left"/>
+      <w:pPr>
+        <w:ind w:left="2880" w:hanging="360"/>
+      </w:pPr>
+    </w:lvl>
+    <w:lvl w:ilvl="4" w:tplc="08090019" w:tentative="1">
+      <w:start w:val="1"/>
+      <w:numFmt w:val="lowerLetter"/>
+      <w:lvlText w:val="%5."/>
+      <w:lvlJc w:val="left"/>
+      <w:pPr>
+        <w:ind w:left="3600" w:hanging="360"/>
+      </w:pPr>
+    </w:lvl>
+    <w:lvl w:ilvl="5" w:tplc="0809001B" w:tentative="1">
+      <w:start w:val="1"/>
+      <w:numFmt w:val="lowerRoman"/>
+      <w:lvlText w:val="%6."/>
+      <w:lvlJc w:val="right"/>
+      <w:pPr>
+        <w:ind w:left="4320" w:hanging="180"/>
+      </w:pPr>
+    </w:lvl>
+    <w:lvl w:ilvl="6" w:tplc="0809000F" w:tentative="1">
+      <w:start w:val="1"/>
+      <w:numFmt w:val="decimal"/>
+      <w:lvlText w:val="%7."/>
+      <w:lvlJc w:val="left"/>
+      <w:pPr>
+        <w:ind w:left="5040" w:hanging="360"/>
+      </w:pPr>
+    </w:lvl>
+    <w:lvl w:ilvl="7" w:tplc="08090019" w:tentative="1">
+      <w:start w:val="1"/>
+      <w:numFmt w:val="lowerLetter"/>
+      <w:lvlText w:val="%8."/>
+      <w:lvlJc w:val="left"/>
+      <w:pPr>
+        <w:ind w:left="5760" w:hanging="360"/>
+      </w:pPr>
+    </w:lvl>
+    <w:lvl w:ilvl="8" w:tplc="0809001B" w:tentative="1">
+      <w:start w:val="1"/>
+      <w:numFmt w:val="lowerRoman"/>
+      <w:lvlText w:val="%9."/>
+      <w:lvlJc w:val="right"/>
+      <w:pPr>
+        <w:ind w:left="6480" w:hanging="180"/>
+      </w:pPr>
+    </w:lvl>
+  </w:abstractNum>
+  <w:abstractNum w:abstractNumId="3" w15:restartNumberingAfterBreak="0">
     <w:nsid w:val="692B5E95"/>
     <w:multiLevelType w:val="hybridMultilevel"/>
     <w:tmpl w:val="6AD03B7C"/>
@@ -1082,7 +1162,7 @@
       </w:rPr>
     </w:lvl>
   </w:abstractNum>
-  <w:abstractNum w:abstractNumId="3" w15:restartNumberingAfterBreak="0">
+  <w:abstractNum w:abstractNumId="4" w15:restartNumberingAfterBreak="0">
     <w:nsid w:val="746A5C0A"/>
     <w:multiLevelType w:val="hybridMultilevel"/>
     <w:tmpl w:val="50DEA51A"/>
@@ -1196,16 +1276,19 @@
     </w:lvl>
   </w:abstractNum>
   <w:num w:numId="1" w16cid:durableId="853226515">
-    <w:abstractNumId w:val="3"/>
+    <w:abstractNumId w:val="4"/>
   </w:num>
   <w:num w:numId="2" w16cid:durableId="1597787845">
     <w:abstractNumId w:val="1"/>
   </w:num>
   <w:num w:numId="3" w16cid:durableId="1477526337">
-    <w:abstractNumId w:val="2"/>
+    <w:abstractNumId w:val="3"/>
   </w:num>
   <w:num w:numId="4" w16cid:durableId="230386996">
     <w:abstractNumId w:val="0"/>
+  </w:num>
+  <w:num w:numId="5" w16cid:durableId="1532064723">
+    <w:abstractNumId w:val="2"/>
   </w:num>
 </w:numbering>
 </file>

--- a/write_up/drafts/4_results/results_plan.docx
+++ b/write_up/drafts/4_results/results_plan.docx
@@ -265,6 +265,21 @@
     </w:p>
     <w:p>
       <w:pPr>
+        <w:rPr>
+          <w:b/>
+          <w:bCs/>
+        </w:rPr>
+      </w:pPr>
+      <w:r>
+        <w:rPr>
+          <w:b/>
+          <w:bCs/>
+        </w:rPr>
+        <w:t>Make titles broad and say what I’m doing rather than what I’ve found which could lead the reader</w:t>
+      </w:r>
+    </w:p>
+    <w:p>
+      <w:pPr>
         <w:pStyle w:val="ListParagraph"/>
         <w:numPr>
           <w:ilvl w:val="0"/>
@@ -274,6 +289,76 @@
       <w:r>
         <w:t>High protease exposure replicates exhibit distinct quality-control profiles</w:t>
       </w:r>
+      <w:r>
+        <w:t xml:space="preserve"> /</w:t>
+      </w:r>
+    </w:p>
+    <w:p>
+      <w:pPr>
+        <w:pStyle w:val="ListParagraph"/>
+      </w:pPr>
+      <w:r>
+        <w:t xml:space="preserve">24 </w:t>
+      </w:r>
+      <w:proofErr w:type="spellStart"/>
+      <w:r>
+        <w:t>μg</w:t>
+      </w:r>
+      <w:proofErr w:type="spellEnd"/>
+      <w:r>
+        <w:t>/</w:t>
+      </w:r>
+      <w:r>
+        <w:t>cm</w:t>
+      </w:r>
+      <w:r>
+        <w:rPr>
+          <w:vertAlign w:val="superscript"/>
+        </w:rPr>
+        <w:t xml:space="preserve">2 </w:t>
+      </w:r>
+      <w:r>
+        <w:t>protease</w:t>
+      </w:r>
+      <w:r>
+        <w:t xml:space="preserve"> exposure replicates exhibit distinct quality-control profiles</w:t>
+      </w:r>
+      <w:r>
+        <w:t xml:space="preserve"> /</w:t>
+      </w:r>
+    </w:p>
+    <w:p>
+      <w:pPr>
+        <w:pStyle w:val="ListParagraph"/>
+      </w:pPr>
+      <w:r>
+        <w:t xml:space="preserve">Quality-control analysis reveals distinct profiles for 24 </w:t>
+      </w:r>
+      <w:proofErr w:type="spellStart"/>
+      <w:r>
+        <w:t>μg</w:t>
+      </w:r>
+      <w:proofErr w:type="spellEnd"/>
+      <w:r>
+        <w:t>/cm2 protease exposure replicates</w:t>
+      </w:r>
+      <w:r>
+        <w:t xml:space="preserve"> /</w:t>
+      </w:r>
+    </w:p>
+    <w:p>
+      <w:pPr>
+        <w:pStyle w:val="ListParagraph"/>
+      </w:pPr>
+      <w:r>
+        <w:lastRenderedPageBreak/>
+        <w:t>Review of quality-control metrics for trimmed read data</w:t>
+      </w:r>
+    </w:p>
+    <w:p>
+      <w:pPr>
+        <w:pStyle w:val="ListParagraph"/>
+      </w:pPr>
     </w:p>
     <w:p>
       <w:pPr>
@@ -359,7 +444,6 @@
         </w:numPr>
       </w:pPr>
       <w:r>
-        <w:lastRenderedPageBreak/>
         <w:t>QC data</w:t>
       </w:r>
     </w:p>
@@ -652,6 +736,17 @@
       </w:r>
       <w:r>
         <w:t xml:space="preserve">differs following allergen exposure </w:t>
+      </w:r>
+      <w:r>
+        <w:t>/</w:t>
+      </w:r>
+    </w:p>
+    <w:p>
+      <w:pPr>
+        <w:pStyle w:val="ListParagraph"/>
+      </w:pPr>
+      <w:r>
+        <w:t>Differential expression analysis to identify EV miRNA expression profile</w:t>
       </w:r>
     </w:p>
     <w:p>

--- a/write_up/drafts/4_results/results_plan.docx
+++ b/write_up/drafts/4_results/results_plan.docx
@@ -321,10 +321,7 @@
         <w:t>protease</w:t>
       </w:r>
       <w:r>
-        <w:t xml:space="preserve"> exposure replicates exhibit distinct quality-control profiles</w:t>
-      </w:r>
-      <w:r>
-        <w:t xml:space="preserve"> /</w:t>
+        <w:t xml:space="preserve"> exposure replicates exhibit distinct quality-control profiles /</w:t>
       </w:r>
     </w:p>
     <w:p>
@@ -793,6 +790,17 @@
       <w:r>
         <w:t xml:space="preserve"> lack consensus</w:t>
       </w:r>
+      <w:r>
+        <w:t xml:space="preserve"> /</w:t>
+      </w:r>
+    </w:p>
+    <w:p>
+      <w:pPr>
+        <w:pStyle w:val="ListParagraph"/>
+      </w:pPr>
+      <w:r>
+        <w:t>Method development of pathway enrichment analysis techniques</w:t>
+      </w:r>
     </w:p>
     <w:p>
       <w:pPr>
@@ -823,9 +831,21 @@
       <w:r>
         <w:t xml:space="preserve"> </w:t>
       </w:r>
-    </w:p>
-    <w:p>
-      <w:r>
+      <w:r>
+        <w:t>/</w:t>
+      </w:r>
+    </w:p>
+    <w:p>
+      <w:pPr>
+        <w:pStyle w:val="ListParagraph"/>
+      </w:pPr>
+      <w:r>
+        <w:t>Investigating the biological function of DE miRNAs originating from Calu-3 cells</w:t>
+      </w:r>
+    </w:p>
+    <w:p>
+      <w:r>
+        <w:lastRenderedPageBreak/>
         <w:t xml:space="preserve">[talk about </w:t>
       </w:r>
       <w:proofErr w:type="spellStart"/>
